--- a/DocumentsAndDiagrams/docx/DATABASE_TABLE_REFERENCE.docx
+++ b/DocumentsAndDiagrams/docx/DATABASE_TABLE_REFERENCE.docx
@@ -77,7 +77,7 @@
           <w:spacing w:val="0"/>
           <w:color w:val="151312"/>
         </w:rPr>
-        <w:t xml:space="preserve">10</w:t>
+        <w:t xml:space="preserve">11</w:t>
       </w:r>
       <w:r>
         <w:rPr>
@@ -204,7 +204,7 @@
           <w:spacing w:val="0"/>
           <w:color w:val="151312"/>
         </w:rPr>
-        <w:t xml:space="preserve">Analysis date: 2026-10-08.</w:t>
+        <w:t xml:space="preserve">Analysis date: 2026-10-10.</w:t>
       </w:r>
     </w:p>
     <w:p>
@@ -847,6 +847,68 @@
           <w:spacing w:val="0"/>
           <w:color w:val="151312"/>
         </w:rPr>
+        <w:t xml:space="preserve">paper_orders</w:t>
+      </w:r>
+      <w:r>
+        <w:rPr>
+          <w:rFonts w:ascii="Helvetica" w:hAnsi="Helvetica" w:cs="Helvetica"/>
+          <w:sz w:val="25"/>
+          <w:sz-cs w:val="25"/>
+          <w:spacing w:val="0"/>
+          <w:color w:val="151312"/>
+        </w:rPr>
+        <w:t xml:space="preserve"/>
+      </w:r>
+    </w:p>
+    <w:p>
+      <w:pPr/>
+      <w:r>
+        <w:rPr>
+          <w:rFonts w:ascii="Helvetica" w:hAnsi="Helvetica" w:cs="Helvetica"/>
+          <w:sz w:val="25"/>
+          <w:sz-cs w:val="25"/>
+          <w:spacing w:val="0"/>
+          <w:color w:val="151312"/>
+        </w:rPr>
+        <w:t xml:space="preserve">Research</w:t>
+      </w:r>
+    </w:p>
+    <w:p>
+      <w:pPr/>
+      <w:r>
+        <w:rPr>
+          <w:rFonts w:ascii="Helvetica" w:hAnsi="Helvetica" w:cs="Helvetica"/>
+          <w:sz w:val="25"/>
+          <w:sz-cs w:val="25"/>
+          <w:spacing w:val="0"/>
+          <w:color w:val="151312"/>
+        </w:rPr>
+        <w:t xml:space="preserve">One manual paper order placed from the markets screen</w:t>
+      </w:r>
+    </w:p>
+    <w:p>
+      <w:pPr/>
+      <w:r>
+        <w:rPr>
+          <w:rFonts w:ascii="Helvetica" w:hAnsi="Helvetica" w:cs="Helvetica"/>
+          <w:sz w:val="25"/>
+          <w:sz-cs w:val="25"/>
+          <w:spacing w:val="0"/>
+          <w:color w:val="151312"/>
+        </w:rPr>
+        <w:t xml:space="preserve">Markets</w:t>
+      </w:r>
+    </w:p>
+    <w:p>
+      <w:pPr/>
+      <w:r>
+        <w:rPr>
+          <w:rFonts w:ascii=".AppleSystemUIFontMonospaced" w:hAnsi=".AppleSystemUIFontMonospaced" w:cs=".AppleSystemUIFontMonospaced"/>
+          <w:sz w:val="23"/>
+          <w:sz-cs w:val="23"/>
+          <w:spacing w:val="0"/>
+          <w:color w:val="151312"/>
+        </w:rPr>
         <w:t xml:space="preserve">audit_events</w:t>
       </w:r>
       <w:r>
@@ -2510,7 +2572,7 @@
           <w:spacing w:val="0"/>
           <w:color w:val="151312"/>
         </w:rPr>
-        <w:t xml:space="preserve"> holds ingest, versions, reports, simulations, reviews, improvements, and </w:t>
+        <w:t xml:space="preserve"> holds ingest, versions, reports, simulations, reviews, improvements, manual paper orders, and </w:t>
       </w:r>
       <w:r>
         <w:rPr>
@@ -3133,7 +3195,27 @@
           <w:spacing w:val="0"/>
           <w:color w:val="151312"/>
         </w:rPr>
-        <w:t xml:space="preserve"> and the demo path.</w:t>
+        <w:t xml:space="preserve">, </w:t>
+      </w:r>
+      <w:r>
+        <w:rPr>
+          <w:rFonts w:ascii=".AppleSystemUIFontMonospaced" w:hAnsi=".AppleSystemUIFontMonospaced" w:cs=".AppleSystemUIFontMonospaced"/>
+          <w:sz w:val="23"/>
+          <w:sz-cs w:val="23"/>
+          <w:spacing w:val="0"/>
+          <w:color w:val="151312"/>
+        </w:rPr>
+        <w:t xml:space="preserve">POST /api/ingest/clarify</w:t>
+      </w:r>
+      <w:r>
+        <w:rPr>
+          <w:rFonts w:ascii="Helvetica" w:hAnsi="Helvetica" w:cs="Helvetica"/>
+          <w:sz w:val="25"/>
+          <w:sz-cs w:val="25"/>
+          <w:spacing w:val="0"/>
+          <w:color w:val="151312"/>
+        </w:rPr>
+        <w:t xml:space="preserve">, and the demo path. A clarify run stores the original hints plus the author's answers.</w:t>
       </w:r>
     </w:p>
     <w:p>
@@ -3304,7 +3386,7 @@
           <w:spacing w:val="0"/>
           <w:color w:val="151312"/>
         </w:rPr>
-        <w:t xml:space="preserve"> ingest, and by an improvement decision of </w:t>
+        <w:t xml:space="preserve"> ingest, clarify, and an improvement decision of </w:t>
       </w:r>
       <w:r>
         <w:rPr>
@@ -4756,7 +4838,7 @@
           <w:spacing w:val="0"/>
           <w:color w:val="151312"/>
         </w:rPr>
-        <w:t xml:space="preserve">audit_events</w:t>
+        <w:t xml:space="preserve">paper_orders</w:t>
       </w:r>
     </w:p>
     <w:p>
@@ -4771,67 +4853,67 @@
           <w:spacing w:val="0"/>
           <w:color w:val="151312"/>
         </w:rPr>
-        <w:t xml:space="preserve">Every research write that the stores choose to audit. </w:t>
-      </w:r>
-      <w:r>
-        <w:rPr>
-          <w:rFonts w:ascii=".AppleSystemUIFontMonospaced" w:hAnsi=".AppleSystemUIFontMonospaced" w:cs=".AppleSystemUIFontMonospaced"/>
-          <w:sz w:val="23"/>
-          <w:sz-cs w:val="23"/>
-          <w:spacing w:val="0"/>
-          <w:color w:val="151312"/>
-        </w:rPr>
-        <w:t xml:space="preserve">hash</w:t>
-      </w:r>
-      <w:r>
-        <w:rPr>
-          <w:rFonts w:ascii="Helvetica" w:hAnsi="Helvetica" w:cs="Helvetica"/>
-          <w:sz w:val="25"/>
-          <w:sz-cs w:val="25"/>
-          <w:spacing w:val="0"/>
-          <w:color w:val="151312"/>
-        </w:rPr>
-        <w:t xml:space="preserve"> chains to </w:t>
-      </w:r>
-      <w:r>
-        <w:rPr>
-          <w:rFonts w:ascii=".AppleSystemUIFontMonospaced" w:hAnsi=".AppleSystemUIFontMonospaced" w:cs=".AppleSystemUIFontMonospaced"/>
-          <w:sz w:val="23"/>
-          <w:sz-cs w:val="23"/>
-          <w:spacing w:val="0"/>
-          <w:color w:val="151312"/>
-        </w:rPr>
-        <w:t xml:space="preserve">prev_hash</w:t>
-      </w:r>
-      <w:r>
-        <w:rPr>
-          <w:rFonts w:ascii="Helvetica" w:hAnsi="Helvetica" w:cs="Helvetica"/>
-          <w:sz w:val="25"/>
-          <w:sz-cs w:val="25"/>
-          <w:spacing w:val="0"/>
-          <w:color w:val="151312"/>
-        </w:rPr>
-        <w:t xml:space="preserve">. </w:t>
-      </w:r>
-      <w:r>
-        <w:rPr>
-          <w:rFonts w:ascii=".AppleSystemUIFontMonospaced" w:hAnsi=".AppleSystemUIFontMonospaced" w:cs=".AppleSystemUIFontMonospaced"/>
-          <w:sz w:val="23"/>
-          <w:sz-cs w:val="23"/>
-          <w:spacing w:val="0"/>
-          <w:color w:val="151312"/>
-        </w:rPr>
-        <w:t xml:space="preserve">GET /api/audit/verify</w:t>
-      </w:r>
-      <w:r>
-        <w:rPr>
-          <w:rFonts w:ascii="Helvetica" w:hAnsi="Helvetica" w:cs="Helvetica"/>
-          <w:sz w:val="25"/>
-          <w:sz-cs w:val="25"/>
-          <w:spacing w:val="0"/>
-          <w:color w:val="151312"/>
-        </w:rPr>
-        <w:t xml:space="preserve"> recomputes the chain.</w:t>
+        <w:t xml:space="preserve">A manual paper order from </w:t>
+      </w:r>
+      <w:r>
+        <w:rPr>
+          <w:rFonts w:ascii=".AppleSystemUIFontMonospaced" w:hAnsi=".AppleSystemUIFontMonospaced" w:cs=".AppleSystemUIFontMonospaced"/>
+          <w:sz w:val="23"/>
+          <w:sz-cs w:val="23"/>
+          <w:spacing w:val="0"/>
+          <w:color w:val="151312"/>
+        </w:rPr>
+        <w:t xml:space="preserve">/markets</w:t>
+      </w:r>
+      <w:r>
+        <w:rPr>
+          <w:rFonts w:ascii="Helvetica" w:hAnsi="Helvetica" w:cs="Helvetica"/>
+          <w:sz w:val="25"/>
+          <w:sz-cs w:val="25"/>
+          <w:spacing w:val="0"/>
+          <w:color w:val="151312"/>
+        </w:rPr>
+        <w:t xml:space="preserve">. Separate from the Trade Crew and from the live </w:t>
+      </w:r>
+      <w:r>
+        <w:rPr>
+          <w:rFonts w:ascii=".AppleSystemUIFontMonospaced" w:hAnsi=".AppleSystemUIFontMonospaced" w:cs=".AppleSystemUIFontMonospaced"/>
+          <w:sz w:val="23"/>
+          <w:sz-cs w:val="23"/>
+          <w:spacing w:val="0"/>
+          <w:color w:val="151312"/>
+        </w:rPr>
+        <w:t xml:space="preserve">orders</w:t>
+      </w:r>
+      <w:r>
+        <w:rPr>
+          <w:rFonts w:ascii="Helvetica" w:hAnsi="Helvetica" w:cs="Helvetica"/>
+          <w:sz w:val="25"/>
+          <w:sz-cs w:val="25"/>
+          <w:spacing w:val="0"/>
+          <w:color w:val="151312"/>
+        </w:rPr>
+        <w:t xml:space="preserve"> table. </w:t>
+      </w:r>
+      <w:r>
+        <w:rPr>
+          <w:rFonts w:ascii=".AppleSystemUIFontMonospaced" w:hAnsi=".AppleSystemUIFontMonospaced" w:cs=".AppleSystemUIFontMonospaced"/>
+          <w:sz w:val="23"/>
+          <w:sz-cs w:val="23"/>
+          <w:spacing w:val="0"/>
+          <w:color w:val="151312"/>
+        </w:rPr>
+        <w:t xml:space="preserve">charges</w:t>
+      </w:r>
+      <w:r>
+        <w:rPr>
+          <w:rFonts w:ascii="Helvetica" w:hAnsi="Helvetica" w:cs="Helvetica"/>
+          <w:sz w:val="25"/>
+          <w:sz-cs w:val="25"/>
+          <w:spacing w:val="0"/>
+          <w:color w:val="151312"/>
+        </w:rPr>
+        <w:t xml:space="preserve"> is computed at insert. Positions are not stored; they are netted from these rows by average cost.</w:t>
       </w:r>
     </w:p>
     <w:p>
@@ -4881,17 +4963,57 @@
           <w:spacing w:val="0"/>
           <w:color w:val="151312"/>
         </w:rPr>
-        <w:t xml:space="preserve">backend/app/audit/log.py</w:t>
-      </w:r>
-      <w:r>
-        <w:rPr>
-          <w:rFonts w:ascii="Helvetica" w:hAnsi="Helvetica" w:cs="Helvetica"/>
-          <w:sz w:val="25"/>
-          <w:sz-cs w:val="25"/>
-          <w:spacing w:val="0"/>
-          <w:color w:val="151312"/>
-        </w:rPr>
-        <w:t xml:space="preserve">.</w:t>
+        <w:t xml:space="preserve">POST /api/paper/orders</w:t>
+      </w:r>
+      <w:r>
+        <w:rPr>
+          <w:rFonts w:ascii="Helvetica" w:hAnsi="Helvetica" w:cs="Helvetica"/>
+          <w:sz w:val="25"/>
+          <w:sz-cs w:val="25"/>
+          <w:spacing w:val="0"/>
+          <w:color w:val="151312"/>
+        </w:rPr>
+        <w:t xml:space="preserve"> in </w:t>
+      </w:r>
+      <w:r>
+        <w:rPr>
+          <w:rFonts w:ascii=".AppleSystemUIFontMonospaced" w:hAnsi=".AppleSystemUIFontMonospaced" w:cs=".AppleSystemUIFontMonospaced"/>
+          <w:sz w:val="23"/>
+          <w:sz-cs w:val="23"/>
+          <w:spacing w:val="0"/>
+          <w:color w:val="151312"/>
+        </w:rPr>
+        <w:t xml:space="preserve">backend/app/api/market.py</w:t>
+      </w:r>
+      <w:r>
+        <w:rPr>
+          <w:rFonts w:ascii="Helvetica" w:hAnsi="Helvetica" w:cs="Helvetica"/>
+          <w:sz w:val="25"/>
+          <w:sz-cs w:val="25"/>
+          <w:spacing w:val="0"/>
+          <w:color w:val="151312"/>
+        </w:rPr>
+        <w:t xml:space="preserve">, with a </w:t>
+      </w:r>
+      <w:r>
+        <w:rPr>
+          <w:rFonts w:ascii=".AppleSystemUIFontMonospaced" w:hAnsi=".AppleSystemUIFontMonospaced" w:cs=".AppleSystemUIFontMonospaced"/>
+          <w:sz w:val="23"/>
+          <w:sz-cs w:val="23"/>
+          <w:spacing w:val="0"/>
+          <w:color w:val="151312"/>
+        </w:rPr>
+        <w:t xml:space="preserve">paper.order_placed</w:t>
+      </w:r>
+      <w:r>
+        <w:rPr>
+          <w:rFonts w:ascii="Helvetica" w:hAnsi="Helvetica" w:cs="Helvetica"/>
+          <w:sz w:val="25"/>
+          <w:sz-cs w:val="25"/>
+          <w:spacing w:val="0"/>
+          <w:color w:val="151312"/>
+        </w:rPr>
+        <w:t xml:space="preserve"> audit event.</w:t>
       </w:r>
     </w:p>
     <w:p>
@@ -4941,7 +5063,7 @@
           <w:spacing w:val="0"/>
           <w:color w:val="151312"/>
         </w:rPr>
-        <w:t xml:space="preserve">GET /api/audit</w:t>
+        <w:t xml:space="preserve">GET /api/paper/orders</w:t>
       </w:r>
       <w:r>
         <w:rPr>
@@ -4961,17 +5083,57 @@
           <w:spacing w:val="0"/>
           <w:color w:val="151312"/>
         </w:rPr>
-        <w:t xml:space="preserve">/verify</w:t>
-      </w:r>
-      <w:r>
-        <w:rPr>
-          <w:rFonts w:ascii="Helvetica" w:hAnsi="Helvetica" w:cs="Helvetica"/>
-          <w:sz w:val="25"/>
-          <w:sz-cs w:val="25"/>
-          <w:spacing w:val="0"/>
-          <w:color w:val="151312"/>
-        </w:rPr>
-        <w:t xml:space="preserve">.</w:t>
+        <w:t xml:space="preserve">GET /api/paper/positions</w:t>
+      </w:r>
+      <w:r>
+        <w:rPr>
+          <w:rFonts w:ascii="Helvetica" w:hAnsi="Helvetica" w:cs="Helvetica"/>
+          <w:sz w:val="25"/>
+          <w:sz-cs w:val="25"/>
+          <w:spacing w:val="0"/>
+          <w:color w:val="151312"/>
+        </w:rPr>
+        <w:t xml:space="preserve"> (</w:t>
+      </w:r>
+      <w:r>
+        <w:rPr>
+          <w:rFonts w:ascii=".AppleSystemUIFontMonospaced" w:hAnsi=".AppleSystemUIFontMonospaced" w:cs=".AppleSystemUIFontMonospaced"/>
+          <w:sz w:val="23"/>
+          <w:sz-cs w:val="23"/>
+          <w:spacing w:val="0"/>
+          <w:color w:val="151312"/>
+        </w:rPr>
+        <w:t xml:space="preserve">net_positions</w:t>
+      </w:r>
+      <w:r>
+        <w:rPr>
+          <w:rFonts w:ascii="Helvetica" w:hAnsi="Helvetica" w:cs="Helvetica"/>
+          <w:sz w:val="25"/>
+          <w:sz-cs w:val="25"/>
+          <w:spacing w:val="0"/>
+          <w:color w:val="151312"/>
+        </w:rPr>
+        <w:t xml:space="preserve"> in </w:t>
+      </w:r>
+      <w:r>
+        <w:rPr>
+          <w:rFonts w:ascii=".AppleSystemUIFontMonospaced" w:hAnsi=".AppleSystemUIFontMonospaced" w:cs=".AppleSystemUIFontMonospaced"/>
+          <w:sz w:val="23"/>
+          <w:sz-cs w:val="23"/>
+          <w:spacing w:val="0"/>
+          <w:color w:val="151312"/>
+        </w:rPr>
+        <w:t xml:space="preserve">backend/app/paper.py</w:t>
+      </w:r>
+      <w:r>
+        <w:rPr>
+          <w:rFonts w:ascii="Helvetica" w:hAnsi="Helvetica" w:cs="Helvetica"/>
+          <w:sz w:val="25"/>
+          <w:sz-cs w:val="25"/>
+          <w:spacing w:val="0"/>
+          <w:color w:val="151312"/>
+        </w:rPr>
+        <w:t xml:space="preserve">).</w:t>
       </w:r>
     </w:p>
     <w:p>
@@ -4987,7 +5149,7 @@
           <w:spacing w:val="0"/>
           <w:color w:val="151312"/>
         </w:rPr>
-        <w:t xml:space="preserve">deployed_strategies</w:t>
+        <w:t xml:space="preserve">audit_events</w:t>
       </w:r>
     </w:p>
     <w:p>
@@ -5002,57 +5164,117 @@
           <w:spacing w:val="0"/>
           <w:color w:val="151312"/>
         </w:rPr>
-        <w:t xml:space="preserve">The copy the Trade Crew is allowed to trust. Includes Markdown, </w:t>
-      </w:r>
-      <w:r>
-        <w:rPr>
-          <w:rFonts w:ascii=".AppleSystemUIFontMonospaced" w:hAnsi=".AppleSystemUIFontMonospaced" w:cs=".AppleSystemUIFontMonospaced"/>
-          <w:sz w:val="23"/>
-          <w:sz-cs w:val="23"/>
-          <w:spacing w:val="0"/>
-          <w:color w:val="151312"/>
-        </w:rPr>
-        <w:t xml:space="preserve">rules</w:t>
-      </w:r>
-      <w:r>
-        <w:rPr>
-          <w:rFonts w:ascii="Helvetica" w:hAnsi="Helvetica" w:cs="Helvetica"/>
-          <w:sz w:val="25"/>
-          <w:sz-cs w:val="25"/>
-          <w:spacing w:val="0"/>
-          <w:color w:val="151312"/>
-        </w:rPr>
-        <w:t xml:space="preserve">, </w:t>
-      </w:r>
-      <w:r>
-        <w:rPr>
-          <w:rFonts w:ascii=".AppleSystemUIFontMonospaced" w:hAnsi=".AppleSystemUIFontMonospaced" w:cs=".AppleSystemUIFontMonospaced"/>
-          <w:sz w:val="23"/>
-          <w:sz-cs w:val="23"/>
-          <w:spacing w:val="0"/>
-          <w:color w:val="151312"/>
-        </w:rPr>
-        <w:t xml:space="preserve">content_sha256</w:t>
-      </w:r>
-      <w:r>
-        <w:rPr>
-          <w:rFonts w:ascii="Helvetica" w:hAnsi="Helvetica" w:cs="Helvetica"/>
-          <w:sz w:val="25"/>
-          <w:sz-cs w:val="25"/>
-          <w:spacing w:val="0"/>
-          <w:color w:val="151312"/>
-        </w:rPr>
-        <w:t xml:space="preserve">, and </w:t>
-      </w:r>
-      <w:r>
-        <w:rPr>
-          <w:rFonts w:ascii=".AppleSystemUIFontMonospaced" w:hAnsi=".AppleSystemUIFontMonospaced" w:cs=".AppleSystemUIFontMonospaced"/>
-          <w:sz w:val="23"/>
-          <w:sz-cs w:val="23"/>
-          <w:spacing w:val="0"/>
-          <w:color w:val="151312"/>
-        </w:rPr>
-        <w:t xml:space="preserve">rules_sha256</w:t>
+        <w:t xml:space="preserve">Every research write that the stores choose to audit. </w:t>
+      </w:r>
+      <w:r>
+        <w:rPr>
+          <w:rFonts w:ascii=".AppleSystemUIFontMonospaced" w:hAnsi=".AppleSystemUIFontMonospaced" w:cs=".AppleSystemUIFontMonospaced"/>
+          <w:sz w:val="23"/>
+          <w:sz-cs w:val="23"/>
+          <w:spacing w:val="0"/>
+          <w:color w:val="151312"/>
+        </w:rPr>
+        <w:t xml:space="preserve">hash</w:t>
+      </w:r>
+      <w:r>
+        <w:rPr>
+          <w:rFonts w:ascii="Helvetica" w:hAnsi="Helvetica" w:cs="Helvetica"/>
+          <w:sz w:val="25"/>
+          <w:sz-cs w:val="25"/>
+          <w:spacing w:val="0"/>
+          <w:color w:val="151312"/>
+        </w:rPr>
+        <w:t xml:space="preserve"> chains to </w:t>
+      </w:r>
+      <w:r>
+        <w:rPr>
+          <w:rFonts w:ascii=".AppleSystemUIFontMonospaced" w:hAnsi=".AppleSystemUIFontMonospaced" w:cs=".AppleSystemUIFontMonospaced"/>
+          <w:sz w:val="23"/>
+          <w:sz-cs w:val="23"/>
+          <w:spacing w:val="0"/>
+          <w:color w:val="151312"/>
+        </w:rPr>
+        <w:t xml:space="preserve">prev_hash</w:t>
+      </w:r>
+      <w:r>
+        <w:rPr>
+          <w:rFonts w:ascii="Helvetica" w:hAnsi="Helvetica" w:cs="Helvetica"/>
+          <w:sz w:val="25"/>
+          <w:sz-cs w:val="25"/>
+          <w:spacing w:val="0"/>
+          <w:color w:val="151312"/>
+        </w:rPr>
+        <w:t xml:space="preserve">. </w:t>
+      </w:r>
+      <w:r>
+        <w:rPr>
+          <w:rFonts w:ascii=".AppleSystemUIFontMonospaced" w:hAnsi=".AppleSystemUIFontMonospaced" w:cs=".AppleSystemUIFontMonospaced"/>
+          <w:sz w:val="23"/>
+          <w:sz-cs w:val="23"/>
+          <w:spacing w:val="0"/>
+          <w:color w:val="151312"/>
+        </w:rPr>
+        <w:t xml:space="preserve">GET /api/audit/verify</w:t>
+      </w:r>
+      <w:r>
+        <w:rPr>
+          <w:rFonts w:ascii="Helvetica" w:hAnsi="Helvetica" w:cs="Helvetica"/>
+          <w:sz w:val="25"/>
+          <w:sz-cs w:val="25"/>
+          <w:spacing w:val="0"/>
+          <w:color w:val="151312"/>
+        </w:rPr>
+        <w:t xml:space="preserve"> recomputes the chain.</w:t>
+      </w:r>
+    </w:p>
+    <w:p>
+      <w:pPr>
+        <w:ind w:left="720" w:first-line="-720"/>
+      </w:pPr>
+      <w:r>
+        <w:rPr>
+          <w:rFonts w:ascii="Helvetica" w:hAnsi="Helvetica" w:cs="Helvetica"/>
+          <w:sz w:val="25"/>
+          <w:sz-cs w:val="25"/>
+          <w:b/>
+          <w:color w:val="151312"/>
+        </w:rPr>
+        <w:t xml:space="preserve"/>
+        <w:tab/>
+        <w:t xml:space="preserve">•</w:t>
+        <w:tab/>
+        <w:t xml:space="preserve"/>
+      </w:r>
+      <w:r>
+        <w:rPr>
+          <w:rFonts w:ascii="Helvetica" w:hAnsi="Helvetica" w:cs="Helvetica"/>
+          <w:sz w:val="25"/>
+          <w:sz-cs w:val="25"/>
+          <w:b/>
+          <w:spacing w:val="0"/>
+          <w:color w:val="151312"/>
+        </w:rPr>
+        <w:t xml:space="preserve">Written by:</w:t>
+      </w:r>
+      <w:r>
+        <w:rPr>
+          <w:rFonts w:ascii="Helvetica" w:hAnsi="Helvetica" w:cs="Helvetica"/>
+          <w:sz w:val="25"/>
+          <w:sz-cs w:val="25"/>
+          <w:spacing w:val="0"/>
+          <w:color w:val="151312"/>
+        </w:rPr>
+        <w:t xml:space="preserve"> </w:t>
+      </w:r>
+      <w:r>
+        <w:rPr>
+          <w:rFonts w:ascii=".AppleSystemUIFontMonospaced" w:hAnsi=".AppleSystemUIFontMonospaced" w:cs=".AppleSystemUIFontMonospaced"/>
+          <w:sz w:val="23"/>
+          <w:sz-cs w:val="23"/>
+          <w:spacing w:val="0"/>
+          <w:color w:val="151312"/>
+        </w:rPr>
+        <w:t xml:space="preserve">backend/app/audit/log.py</w:t>
       </w:r>
       <w:r>
         <w:rPr>
@@ -5092,7 +5314,7 @@
           <w:spacing w:val="0"/>
           <w:color w:val="151312"/>
         </w:rPr>
-        <w:t xml:space="preserve">Written by:</w:t>
+        <w:t xml:space="preserve">Read by:</w:t>
       </w:r>
       <w:r>
         <w:rPr>
@@ -5112,57 +5334,37 @@
           <w:spacing w:val="0"/>
           <w:color w:val="151312"/>
         </w:rPr>
-        <w:t xml:space="preserve">backend/app/live/approvals.py</w:t>
-      </w:r>
-      <w:r>
-        <w:rPr>
-          <w:rFonts w:ascii="Helvetica" w:hAnsi="Helvetica" w:cs="Helvetica"/>
-          <w:sz w:val="25"/>
-          <w:sz-cs w:val="25"/>
-          <w:spacing w:val="0"/>
-          <w:color w:val="151312"/>
-        </w:rPr>
-        <w:t xml:space="preserve"> in the same transaction as the deployment.</w:t>
-      </w:r>
-    </w:p>
-    <w:p>
-      <w:pPr>
-        <w:ind w:left="720" w:first-line="-720"/>
-      </w:pPr>
-      <w:r>
-        <w:rPr>
-          <w:rFonts w:ascii="Helvetica" w:hAnsi="Helvetica" w:cs="Helvetica"/>
-          <w:sz w:val="25"/>
-          <w:sz-cs w:val="25"/>
-          <w:b/>
-          <w:color w:val="151312"/>
-        </w:rPr>
-        <w:t xml:space="preserve"/>
-        <w:tab/>
-        <w:t xml:space="preserve">•</w:t>
-        <w:tab/>
-        <w:t xml:space="preserve"/>
-      </w:r>
-      <w:r>
-        <w:rPr>
-          <w:rFonts w:ascii="Helvetica" w:hAnsi="Helvetica" w:cs="Helvetica"/>
-          <w:sz w:val="25"/>
-          <w:sz-cs w:val="25"/>
-          <w:b/>
-          <w:spacing w:val="0"/>
-          <w:color w:val="151312"/>
-        </w:rPr>
-        <w:t xml:space="preserve">Read by:</w:t>
-      </w:r>
-      <w:r>
-        <w:rPr>
-          <w:rFonts w:ascii="Helvetica" w:hAnsi="Helvetica" w:cs="Helvetica"/>
-          <w:sz w:val="25"/>
-          <w:sz-cs w:val="25"/>
-          <w:spacing w:val="0"/>
-          <w:color w:val="151312"/>
-        </w:rPr>
-        <w:t xml:space="preserve"> the crew's verify step and deployment detail.</w:t>
+        <w:t xml:space="preserve">GET /api/audit</w:t>
+      </w:r>
+      <w:r>
+        <w:rPr>
+          <w:rFonts w:ascii="Helvetica" w:hAnsi="Helvetica" w:cs="Helvetica"/>
+          <w:sz w:val="25"/>
+          <w:sz-cs w:val="25"/>
+          <w:spacing w:val="0"/>
+          <w:color w:val="151312"/>
+        </w:rPr>
+        <w:t xml:space="preserve"> and </w:t>
+      </w:r>
+      <w:r>
+        <w:rPr>
+          <w:rFonts w:ascii=".AppleSystemUIFontMonospaced" w:hAnsi=".AppleSystemUIFontMonospaced" w:cs=".AppleSystemUIFontMonospaced"/>
+          <w:sz w:val="23"/>
+          <w:sz-cs w:val="23"/>
+          <w:spacing w:val="0"/>
+          <w:color w:val="151312"/>
+        </w:rPr>
+        <w:t xml:space="preserve">/verify</w:t>
+      </w:r>
+      <w:r>
+        <w:rPr>
+          <w:rFonts w:ascii="Helvetica" w:hAnsi="Helvetica" w:cs="Helvetica"/>
+          <w:sz w:val="25"/>
+          <w:sz-cs w:val="25"/>
+          <w:spacing w:val="0"/>
+          <w:color w:val="151312"/>
+        </w:rPr>
+        <w:t xml:space="preserve">.</w:t>
       </w:r>
     </w:p>
     <w:p>
@@ -5178,7 +5380,7 @@
           <w:spacing w:val="0"/>
           <w:color w:val="151312"/>
         </w:rPr>
-        <w:t xml:space="preserve">broker_accounts</w:t>
+        <w:t xml:space="preserve">deployed_strategies</w:t>
       </w:r>
     </w:p>
     <w:p>
@@ -5193,47 +5395,67 @@
           <w:spacing w:val="0"/>
           <w:color w:val="151312"/>
         </w:rPr>
-        <w:t xml:space="preserve">A named account. </w:t>
-      </w:r>
-      <w:r>
-        <w:rPr>
-          <w:rFonts w:ascii=".AppleSystemUIFontMonospaced" w:hAnsi=".AppleSystemUIFontMonospaced" w:cs=".AppleSystemUIFontMonospaced"/>
-          <w:sz w:val="23"/>
-          <w:sz-cs w:val="23"/>
-          <w:spacing w:val="0"/>
-          <w:color w:val="151312"/>
-        </w:rPr>
-        <w:t xml:space="preserve">broker</w:t>
-      </w:r>
-      <w:r>
-        <w:rPr>
-          <w:rFonts w:ascii="Helvetica" w:hAnsi="Helvetica" w:cs="Helvetica"/>
-          <w:sz w:val="25"/>
-          <w:sz-cs w:val="25"/>
-          <w:spacing w:val="0"/>
-          <w:color w:val="151312"/>
-        </w:rPr>
-        <w:t xml:space="preserve"> must be registered and must support </w:t>
-      </w:r>
-      <w:r>
-        <w:rPr>
-          <w:rFonts w:ascii=".AppleSystemUIFontMonospaced" w:hAnsi=".AppleSystemUIFontMonospaced" w:cs=".AppleSystemUIFontMonospaced"/>
-          <w:sz w:val="23"/>
-          <w:sz-cs w:val="23"/>
-          <w:spacing w:val="0"/>
-          <w:color w:val="151312"/>
-        </w:rPr>
-        <w:t xml:space="preserve">mode</w:t>
-      </w:r>
-      <w:r>
-        <w:rPr>
-          <w:rFonts w:ascii="Helvetica" w:hAnsi="Helvetica" w:cs="Helvetica"/>
-          <w:sz w:val="25"/>
-          <w:sz-cs w:val="25"/>
-          <w:spacing w:val="0"/>
-          <w:color w:val="151312"/>
-        </w:rPr>
-        <w:t xml:space="preserve">. Creating a live account requires a token.</w:t>
+        <w:t xml:space="preserve">The copy the Trade Crew is allowed to trust. Includes Markdown, </w:t>
+      </w:r>
+      <w:r>
+        <w:rPr>
+          <w:rFonts w:ascii=".AppleSystemUIFontMonospaced" w:hAnsi=".AppleSystemUIFontMonospaced" w:cs=".AppleSystemUIFontMonospaced"/>
+          <w:sz w:val="23"/>
+          <w:sz-cs w:val="23"/>
+          <w:spacing w:val="0"/>
+          <w:color w:val="151312"/>
+        </w:rPr>
+        <w:t xml:space="preserve">rules</w:t>
+      </w:r>
+      <w:r>
+        <w:rPr>
+          <w:rFonts w:ascii="Helvetica" w:hAnsi="Helvetica" w:cs="Helvetica"/>
+          <w:sz w:val="25"/>
+          <w:sz-cs w:val="25"/>
+          <w:spacing w:val="0"/>
+          <w:color w:val="151312"/>
+        </w:rPr>
+        <w:t xml:space="preserve">, </w:t>
+      </w:r>
+      <w:r>
+        <w:rPr>
+          <w:rFonts w:ascii=".AppleSystemUIFontMonospaced" w:hAnsi=".AppleSystemUIFontMonospaced" w:cs=".AppleSystemUIFontMonospaced"/>
+          <w:sz w:val="23"/>
+          <w:sz-cs w:val="23"/>
+          <w:spacing w:val="0"/>
+          <w:color w:val="151312"/>
+        </w:rPr>
+        <w:t xml:space="preserve">content_sha256</w:t>
+      </w:r>
+      <w:r>
+        <w:rPr>
+          <w:rFonts w:ascii="Helvetica" w:hAnsi="Helvetica" w:cs="Helvetica"/>
+          <w:sz w:val="25"/>
+          <w:sz-cs w:val="25"/>
+          <w:spacing w:val="0"/>
+          <w:color w:val="151312"/>
+        </w:rPr>
+        <w:t xml:space="preserve">, and </w:t>
+      </w:r>
+      <w:r>
+        <w:rPr>
+          <w:rFonts w:ascii=".AppleSystemUIFontMonospaced" w:hAnsi=".AppleSystemUIFontMonospaced" w:cs=".AppleSystemUIFontMonospaced"/>
+          <w:sz w:val="23"/>
+          <w:sz-cs w:val="23"/>
+          <w:spacing w:val="0"/>
+          <w:color w:val="151312"/>
+        </w:rPr>
+        <w:t xml:space="preserve">rules_sha256</w:t>
+      </w:r>
+      <w:r>
+        <w:rPr>
+          <w:rFonts w:ascii="Helvetica" w:hAnsi="Helvetica" w:cs="Helvetica"/>
+          <w:sz w:val="25"/>
+          <w:sz-cs w:val="25"/>
+          <w:spacing w:val="0"/>
+          <w:color w:val="151312"/>
+        </w:rPr>
+        <w:t xml:space="preserve">.</w:t>
       </w:r>
     </w:p>
     <w:p>
@@ -5283,17 +5505,17 @@
           <w:spacing w:val="0"/>
           <w:color w:val="151312"/>
         </w:rPr>
-        <w:t xml:space="preserve">POST /api/live/broker-accounts</w:t>
-      </w:r>
-      <w:r>
-        <w:rPr>
-          <w:rFonts w:ascii="Helvetica" w:hAnsi="Helvetica" w:cs="Helvetica"/>
-          <w:sz w:val="25"/>
-          <w:sz-cs w:val="25"/>
-          <w:spacing w:val="0"/>
-          <w:color w:val="151312"/>
-        </w:rPr>
-        <w:t xml:space="preserve">.</w:t>
+        <w:t xml:space="preserve">backend/app/live/approvals.py</w:t>
+      </w:r>
+      <w:r>
+        <w:rPr>
+          <w:rFonts w:ascii="Helvetica" w:hAnsi="Helvetica" w:cs="Helvetica"/>
+          <w:sz w:val="25"/>
+          <w:sz-cs w:val="25"/>
+          <w:spacing w:val="0"/>
+          <w:color w:val="151312"/>
+        </w:rPr>
+        <w:t xml:space="preserve"> in the same transaction as the deployment.</w:t>
       </w:r>
     </w:p>
     <w:p>
@@ -5333,7 +5555,7 @@
           <w:spacing w:val="0"/>
           <w:color w:val="151312"/>
         </w:rPr>
-        <w:t xml:space="preserve"> approval and the deploy page.</w:t>
+        <w:t xml:space="preserve"> the crew's verify step and deployment detail.</w:t>
       </w:r>
     </w:p>
     <w:p>
@@ -5349,7 +5571,7 @@
           <w:spacing w:val="0"/>
           <w:color w:val="151312"/>
         </w:rPr>
-        <w:t xml:space="preserve">deployments</w:t>
+        <w:t xml:space="preserve">broker_accounts</w:t>
       </w:r>
     </w:p>
     <w:p>
@@ -5364,17 +5586,97 @@
           <w:spacing w:val="0"/>
           <w:color w:val="151312"/>
         </w:rPr>
-        <w:t xml:space="preserve">The approved risk limits, including drawdown and policy, frozen as JSON. Status is not a column. It is the latest </w:t>
-      </w:r>
-      <w:r>
-        <w:rPr>
-          <w:rFonts w:ascii=".AppleSystemUIFontMonospaced" w:hAnsi=".AppleSystemUIFontMonospaced" w:cs=".AppleSystemUIFontMonospaced"/>
-          <w:sz w:val="23"/>
-          <w:sz-cs w:val="23"/>
-          <w:spacing w:val="0"/>
-          <w:color w:val="151312"/>
-        </w:rPr>
-        <w:t xml:space="preserve">deployment_events.event</w:t>
+        <w:t xml:space="preserve">A named account. </w:t>
+      </w:r>
+      <w:r>
+        <w:rPr>
+          <w:rFonts w:ascii=".AppleSystemUIFontMonospaced" w:hAnsi=".AppleSystemUIFontMonospaced" w:cs=".AppleSystemUIFontMonospaced"/>
+          <w:sz w:val="23"/>
+          <w:sz-cs w:val="23"/>
+          <w:spacing w:val="0"/>
+          <w:color w:val="151312"/>
+        </w:rPr>
+        <w:t xml:space="preserve">broker</w:t>
+      </w:r>
+      <w:r>
+        <w:rPr>
+          <w:rFonts w:ascii="Helvetica" w:hAnsi="Helvetica" w:cs="Helvetica"/>
+          <w:sz w:val="25"/>
+          <w:sz-cs w:val="25"/>
+          <w:spacing w:val="0"/>
+          <w:color w:val="151312"/>
+        </w:rPr>
+        <w:t xml:space="preserve"> must be registered and must support </w:t>
+      </w:r>
+      <w:r>
+        <w:rPr>
+          <w:rFonts w:ascii=".AppleSystemUIFontMonospaced" w:hAnsi=".AppleSystemUIFontMonospaced" w:cs=".AppleSystemUIFontMonospaced"/>
+          <w:sz w:val="23"/>
+          <w:sz-cs w:val="23"/>
+          <w:spacing w:val="0"/>
+          <w:color w:val="151312"/>
+        </w:rPr>
+        <w:t xml:space="preserve">mode</w:t>
+      </w:r>
+      <w:r>
+        <w:rPr>
+          <w:rFonts w:ascii="Helvetica" w:hAnsi="Helvetica" w:cs="Helvetica"/>
+          <w:sz w:val="25"/>
+          <w:sz-cs w:val="25"/>
+          <w:spacing w:val="0"/>
+          <w:color w:val="151312"/>
+        </w:rPr>
+        <w:t xml:space="preserve">. Creating a live account requires a token.</w:t>
+      </w:r>
+    </w:p>
+    <w:p>
+      <w:pPr>
+        <w:ind w:left="720" w:first-line="-720"/>
+      </w:pPr>
+      <w:r>
+        <w:rPr>
+          <w:rFonts w:ascii="Helvetica" w:hAnsi="Helvetica" w:cs="Helvetica"/>
+          <w:sz w:val="25"/>
+          <w:sz-cs w:val="25"/>
+          <w:b/>
+          <w:color w:val="151312"/>
+        </w:rPr>
+        <w:t xml:space="preserve"/>
+        <w:tab/>
+        <w:t xml:space="preserve">•</w:t>
+        <w:tab/>
+        <w:t xml:space="preserve"/>
+      </w:r>
+      <w:r>
+        <w:rPr>
+          <w:rFonts w:ascii="Helvetica" w:hAnsi="Helvetica" w:cs="Helvetica"/>
+          <w:sz w:val="25"/>
+          <w:sz-cs w:val="25"/>
+          <w:b/>
+          <w:spacing w:val="0"/>
+          <w:color w:val="151312"/>
+        </w:rPr>
+        <w:t xml:space="preserve">Written by:</w:t>
+      </w:r>
+      <w:r>
+        <w:rPr>
+          <w:rFonts w:ascii="Helvetica" w:hAnsi="Helvetica" w:cs="Helvetica"/>
+          <w:sz w:val="25"/>
+          <w:sz-cs w:val="25"/>
+          <w:spacing w:val="0"/>
+          <w:color w:val="151312"/>
+        </w:rPr>
+        <w:t xml:space="preserve"> </w:t>
+      </w:r>
+      <w:r>
+        <w:rPr>
+          <w:rFonts w:ascii=".AppleSystemUIFontMonospaced" w:hAnsi=".AppleSystemUIFontMonospaced" w:cs=".AppleSystemUIFontMonospaced"/>
+          <w:sz w:val="23"/>
+          <w:sz-cs w:val="23"/>
+          <w:spacing w:val="0"/>
+          <w:color w:val="151312"/>
+        </w:rPr>
+        <w:t xml:space="preserve">POST /api/live/broker-accounts</w:t>
       </w:r>
       <w:r>
         <w:rPr>
@@ -5414,46 +5716,6 @@
           <w:spacing w:val="0"/>
           <w:color w:val="151312"/>
         </w:rPr>
-        <w:t xml:space="preserve">Written by:</w:t>
-      </w:r>
-      <w:r>
-        <w:rPr>
-          <w:rFonts w:ascii="Helvetica" w:hAnsi="Helvetica" w:cs="Helvetica"/>
-          <w:sz w:val="25"/>
-          <w:sz-cs w:val="25"/>
-          <w:spacing w:val="0"/>
-          <w:color w:val="151312"/>
-        </w:rPr>
-        <w:t xml:space="preserve"> approval.</w:t>
-      </w:r>
-    </w:p>
-    <w:p>
-      <w:pPr>
-        <w:ind w:left="720" w:first-line="-720"/>
-      </w:pPr>
-      <w:r>
-        <w:rPr>
-          <w:rFonts w:ascii="Helvetica" w:hAnsi="Helvetica" w:cs="Helvetica"/>
-          <w:sz w:val="25"/>
-          <w:sz-cs w:val="25"/>
-          <w:b/>
-          <w:color w:val="151312"/>
-        </w:rPr>
-        <w:t xml:space="preserve"/>
-        <w:tab/>
-        <w:t xml:space="preserve">•</w:t>
-        <w:tab/>
-        <w:t xml:space="preserve"/>
-      </w:r>
-      <w:r>
-        <w:rPr>
-          <w:rFonts w:ascii="Helvetica" w:hAnsi="Helvetica" w:cs="Helvetica"/>
-          <w:sz w:val="25"/>
-          <w:sz-cs w:val="25"/>
-          <w:b/>
-          <w:spacing w:val="0"/>
-          <w:color w:val="151312"/>
-        </w:rPr>
         <w:t xml:space="preserve">Read by:</w:t>
       </w:r>
       <w:r>
@@ -5464,27 +5726,7 @@
           <w:spacing w:val="0"/>
           <w:color w:val="151312"/>
         </w:rPr>
-        <w:t xml:space="preserve"> crew, supervisor, </w:t>
-      </w:r>
-      <w:r>
-        <w:rPr>
-          <w:rFonts w:ascii=".AppleSystemUIFontMonospaced" w:hAnsi=".AppleSystemUIFontMonospaced" w:cs=".AppleSystemUIFontMonospaced"/>
-          <w:sz w:val="23"/>
-          <w:sz-cs w:val="23"/>
-          <w:spacing w:val="0"/>
-          <w:color w:val="151312"/>
-        </w:rPr>
-        <w:t xml:space="preserve">/api/live/deployments</w:t>
-      </w:r>
-      <w:r>
-        <w:rPr>
-          <w:rFonts w:ascii="Helvetica" w:hAnsi="Helvetica" w:cs="Helvetica"/>
-          <w:sz w:val="25"/>
-          <w:sz-cs w:val="25"/>
-          <w:spacing w:val="0"/>
-          <w:color w:val="151312"/>
-        </w:rPr>
-        <w:t xml:space="preserve">.</w:t>
+        <w:t xml:space="preserve"> approval and the deploy page.</w:t>
       </w:r>
     </w:p>
     <w:p>
@@ -5500,7 +5742,7 @@
           <w:spacing w:val="0"/>
           <w:color w:val="151312"/>
         </w:rPr>
-        <w:t xml:space="preserve">deployment_events</w:t>
+        <w:t xml:space="preserve">deployments</w:t>
       </w:r>
     </w:p>
     <w:p>
@@ -5515,67 +5757,27 @@
           <w:spacing w:val="0"/>
           <w:color w:val="151312"/>
         </w:rPr>
-        <w:t xml:space="preserve">Append-only status. Trading requires the latest event to be </w:t>
-      </w:r>
-      <w:r>
-        <w:rPr>
-          <w:rFonts w:ascii=".AppleSystemUIFontMonospaced" w:hAnsi=".AppleSystemUIFontMonospaced" w:cs=".AppleSystemUIFontMonospaced"/>
-          <w:sz w:val="23"/>
-          <w:sz-cs w:val="23"/>
-          <w:spacing w:val="0"/>
-          <w:color w:val="151312"/>
-        </w:rPr>
-        <w:t xml:space="preserve">started</w:t>
-      </w:r>
-      <w:r>
-        <w:rPr>
-          <w:rFonts w:ascii="Helvetica" w:hAnsi="Helvetica" w:cs="Helvetica"/>
-          <w:sz w:val="25"/>
-          <w:sz-cs w:val="25"/>
-          <w:spacing w:val="0"/>
-          <w:color w:val="151312"/>
-        </w:rPr>
-        <w:t xml:space="preserve">. </w:t>
-      </w:r>
-      <w:r>
-        <w:rPr>
-          <w:rFonts w:ascii=".AppleSystemUIFontMonospaced" w:hAnsi=".AppleSystemUIFontMonospaced" w:cs=".AppleSystemUIFontMonospaced"/>
-          <w:sz w:val="23"/>
-          <w:sz-cs w:val="23"/>
-          <w:spacing w:val="0"/>
-          <w:color w:val="151312"/>
-        </w:rPr>
-        <w:t xml:space="preserve">stopped</w:t>
-      </w:r>
-      <w:r>
-        <w:rPr>
-          <w:rFonts w:ascii="Helvetica" w:hAnsi="Helvetica" w:cs="Helvetica"/>
-          <w:sz w:val="25"/>
-          <w:sz-cs w:val="25"/>
-          <w:spacing w:val="0"/>
-          <w:color w:val="151312"/>
-        </w:rPr>
-        <w:t xml:space="preserve"> and </w:t>
-      </w:r>
-      <w:r>
-        <w:rPr>
-          <w:rFonts w:ascii=".AppleSystemUIFontMonospaced" w:hAnsi=".AppleSystemUIFontMonospaced" w:cs=".AppleSystemUIFontMonospaced"/>
-          <w:sz w:val="23"/>
-          <w:sz-cs w:val="23"/>
-          <w:spacing w:val="0"/>
-          <w:color w:val="151312"/>
-        </w:rPr>
-        <w:t xml:space="preserve">halted</w:t>
-      </w:r>
-      <w:r>
-        <w:rPr>
-          <w:rFonts w:ascii="Helvetica" w:hAnsi="Helvetica" w:cs="Helvetica"/>
-          <w:sz w:val="25"/>
-          <w:sz-cs w:val="25"/>
-          <w:spacing w:val="0"/>
-          <w:color w:val="151312"/>
-        </w:rPr>
-        <w:t xml:space="preserve"> are final. Floor and veto notices are also events and do not by themselves change that rule; the crew or supervisor writes a real status event when it pauses or starts.</w:t>
+        <w:t xml:space="preserve">The approved risk limits, including drawdown and policy, frozen as JSON. Status is not a column. It is the latest </w:t>
+      </w:r>
+      <w:r>
+        <w:rPr>
+          <w:rFonts w:ascii=".AppleSystemUIFontMonospaced" w:hAnsi=".AppleSystemUIFontMonospaced" w:cs=".AppleSystemUIFontMonospaced"/>
+          <w:sz w:val="23"/>
+          <w:sz-cs w:val="23"/>
+          <w:spacing w:val="0"/>
+          <w:color w:val="151312"/>
+        </w:rPr>
+        <w:t xml:space="preserve">deployment_events.event</w:t>
+      </w:r>
+      <w:r>
+        <w:rPr>
+          <w:rFonts w:ascii="Helvetica" w:hAnsi="Helvetica" w:cs="Helvetica"/>
+          <w:sz w:val="25"/>
+          <w:sz-cs w:val="25"/>
+          <w:spacing w:val="0"/>
+          <w:color w:val="151312"/>
+        </w:rPr>
+        <w:t xml:space="preserve">.</w:t>
       </w:r>
     </w:p>
     <w:p>
@@ -5615,7 +5817,7 @@
           <w:spacing w:val="0"/>
           <w:color w:val="151312"/>
         </w:rPr>
-        <w:t xml:space="preserve"> approval, start, pause, stop, the crew on halt, and the supervisor on floor resume.</w:t>
+        <w:t xml:space="preserve"> approval.</w:t>
       </w:r>
     </w:p>
     <w:p>
@@ -5655,7 +5857,27 @@
           <w:spacing w:val="0"/>
           <w:color w:val="151312"/>
         </w:rPr>
-        <w:t xml:space="preserve"> every gate check.</w:t>
+        <w:t xml:space="preserve"> crew, supervisor, </w:t>
+      </w:r>
+      <w:r>
+        <w:rPr>
+          <w:rFonts w:ascii=".AppleSystemUIFontMonospaced" w:hAnsi=".AppleSystemUIFontMonospaced" w:cs=".AppleSystemUIFontMonospaced"/>
+          <w:sz w:val="23"/>
+          <w:sz-cs w:val="23"/>
+          <w:spacing w:val="0"/>
+          <w:color w:val="151312"/>
+        </w:rPr>
+        <w:t xml:space="preserve">/api/live/deployments</w:t>
+      </w:r>
+      <w:r>
+        <w:rPr>
+          <w:rFonts w:ascii="Helvetica" w:hAnsi="Helvetica" w:cs="Helvetica"/>
+          <w:sz w:val="25"/>
+          <w:sz-cs w:val="25"/>
+          <w:spacing w:val="0"/>
+          <w:color w:val="151312"/>
+        </w:rPr>
+        <w:t xml:space="preserve">.</w:t>
       </w:r>
     </w:p>
     <w:p>
@@ -5671,7 +5893,7 @@
           <w:spacing w:val="0"/>
           <w:color w:val="151312"/>
         </w:rPr>
-        <w:t xml:space="preserve">trade_intents</w:t>
+        <w:t xml:space="preserve">deployment_events</w:t>
       </w:r>
     </w:p>
     <w:p>
@@ -5686,107 +5908,67 @@
           <w:spacing w:val="0"/>
           <w:color w:val="151312"/>
         </w:rPr>
-        <w:t xml:space="preserve">The decision record. </w:t>
-      </w:r>
-      <w:r>
-        <w:rPr>
-          <w:rFonts w:ascii=".AppleSystemUIFontMonospaced" w:hAnsi=".AppleSystemUIFontMonospaced" w:cs=".AppleSystemUIFontMonospaced"/>
-          <w:sz w:val="23"/>
-          <w:sz-cs w:val="23"/>
-          <w:spacing w:val="0"/>
-          <w:color w:val="151312"/>
-        </w:rPr>
-        <w:t xml:space="preserve">approval</w:t>
-      </w:r>
-      <w:r>
-        <w:rPr>
-          <w:rFonts w:ascii="Helvetica" w:hAnsi="Helvetica" w:cs="Helvetica"/>
-          <w:sz w:val="25"/>
-          <w:sz-cs w:val="25"/>
-          <w:spacing w:val="0"/>
-          <w:color w:val="151312"/>
-        </w:rPr>
-        <w:t xml:space="preserve"> is </w:t>
-      </w:r>
-      <w:r>
-        <w:rPr>
-          <w:rFonts w:ascii=".AppleSystemUIFontMonospaced" w:hAnsi=".AppleSystemUIFontMonospaced" w:cs=".AppleSystemUIFontMonospaced"/>
-          <w:sz w:val="23"/>
-          <w:sz-cs w:val="23"/>
-          <w:spacing w:val="0"/>
-          <w:color w:val="151312"/>
-        </w:rPr>
-        <w:t xml:space="preserve">auto</w:t>
-      </w:r>
-      <w:r>
-        <w:rPr>
-          <w:rFonts w:ascii="Helvetica" w:hAnsi="Helvetica" w:cs="Helvetica"/>
-          <w:sz w:val="25"/>
-          <w:sz-cs w:val="25"/>
-          <w:spacing w:val="0"/>
-          <w:color w:val="151312"/>
-        </w:rPr>
-        <w:t xml:space="preserve"> (orders sent), </w:t>
-      </w:r>
-      <w:r>
-        <w:rPr>
-          <w:rFonts w:ascii=".AppleSystemUIFontMonospaced" w:hAnsi=".AppleSystemUIFontMonospaced" w:cs=".AppleSystemUIFontMonospaced"/>
-          <w:sz w:val="23"/>
-          <w:sz-cs w:val="23"/>
-          <w:spacing w:val="0"/>
-          <w:color w:val="151312"/>
-        </w:rPr>
-        <w:t xml:space="preserve">blocked</w:t>
-      </w:r>
-      <w:r>
-        <w:rPr>
-          <w:rFonts w:ascii="Helvetica" w:hAnsi="Helvetica" w:cs="Helvetica"/>
-          <w:sz w:val="25"/>
-          <w:sz-cs w:val="25"/>
-          <w:spacing w:val="0"/>
-          <w:color w:val="151312"/>
-        </w:rPr>
-        <w:t xml:space="preserve"> (a risk check failed), or </w:t>
-      </w:r>
-      <w:r>
-        <w:rPr>
-          <w:rFonts w:ascii=".AppleSystemUIFontMonospaced" w:hAnsi=".AppleSystemUIFontMonospaced" w:cs=".AppleSystemUIFontMonospaced"/>
-          <w:sz w:val="23"/>
-          <w:sz-cs w:val="23"/>
-          <w:spacing w:val="0"/>
-          <w:color w:val="151312"/>
-        </w:rPr>
-        <w:t xml:space="preserve">vetoed</w:t>
-      </w:r>
-      <w:r>
-        <w:rPr>
-          <w:rFonts w:ascii="Helvetica" w:hAnsi="Helvetica" w:cs="Helvetica"/>
-          <w:sz w:val="25"/>
-          <w:sz-cs w:val="25"/>
-          <w:spacing w:val="0"/>
-          <w:color w:val="151312"/>
-        </w:rPr>
-        <w:t xml:space="preserve"> (the LLM skip). Protective stops use a </w:t>
-      </w:r>
-      <w:r>
-        <w:rPr>
-          <w:rFonts w:ascii=".AppleSystemUIFontMonospaced" w:hAnsi=".AppleSystemUIFontMonospaced" w:cs=".AppleSystemUIFontMonospaced"/>
-          <w:sz w:val="23"/>
-          <w:sz-cs w:val="23"/>
-          <w:spacing w:val="0"/>
-          <w:color w:val="151312"/>
-        </w:rPr>
-        <w:t xml:space="preserve">protect</w:t>
-      </w:r>
-      <w:r>
-        <w:rPr>
-          <w:rFonts w:ascii="Helvetica" w:hAnsi="Helvetica" w:cs="Helvetica"/>
-          <w:sz w:val="25"/>
-          <w:sz-cs w:val="25"/>
-          <w:spacing w:val="0"/>
-          <w:color w:val="151312"/>
-        </w:rPr>
-        <w:t xml:space="preserve"> intent.</w:t>
+        <w:t xml:space="preserve">Append-only status. Trading requires the latest event to be </w:t>
+      </w:r>
+      <w:r>
+        <w:rPr>
+          <w:rFonts w:ascii=".AppleSystemUIFontMonospaced" w:hAnsi=".AppleSystemUIFontMonospaced" w:cs=".AppleSystemUIFontMonospaced"/>
+          <w:sz w:val="23"/>
+          <w:sz-cs w:val="23"/>
+          <w:spacing w:val="0"/>
+          <w:color w:val="151312"/>
+        </w:rPr>
+        <w:t xml:space="preserve">started</w:t>
+      </w:r>
+      <w:r>
+        <w:rPr>
+          <w:rFonts w:ascii="Helvetica" w:hAnsi="Helvetica" w:cs="Helvetica"/>
+          <w:sz w:val="25"/>
+          <w:sz-cs w:val="25"/>
+          <w:spacing w:val="0"/>
+          <w:color w:val="151312"/>
+        </w:rPr>
+        <w:t xml:space="preserve">. </w:t>
+      </w:r>
+      <w:r>
+        <w:rPr>
+          <w:rFonts w:ascii=".AppleSystemUIFontMonospaced" w:hAnsi=".AppleSystemUIFontMonospaced" w:cs=".AppleSystemUIFontMonospaced"/>
+          <w:sz w:val="23"/>
+          <w:sz-cs w:val="23"/>
+          <w:spacing w:val="0"/>
+          <w:color w:val="151312"/>
+        </w:rPr>
+        <w:t xml:space="preserve">stopped</w:t>
+      </w:r>
+      <w:r>
+        <w:rPr>
+          <w:rFonts w:ascii="Helvetica" w:hAnsi="Helvetica" w:cs="Helvetica"/>
+          <w:sz w:val="25"/>
+          <w:sz-cs w:val="25"/>
+          <w:spacing w:val="0"/>
+          <w:color w:val="151312"/>
+        </w:rPr>
+        <w:t xml:space="preserve"> and </w:t>
+      </w:r>
+      <w:r>
+        <w:rPr>
+          <w:rFonts w:ascii=".AppleSystemUIFontMonospaced" w:hAnsi=".AppleSystemUIFontMonospaced" w:cs=".AppleSystemUIFontMonospaced"/>
+          <w:sz w:val="23"/>
+          <w:sz-cs w:val="23"/>
+          <w:spacing w:val="0"/>
+          <w:color w:val="151312"/>
+        </w:rPr>
+        <w:t xml:space="preserve">halted</w:t>
+      </w:r>
+      <w:r>
+        <w:rPr>
+          <w:rFonts w:ascii="Helvetica" w:hAnsi="Helvetica" w:cs="Helvetica"/>
+          <w:sz w:val="25"/>
+          <w:sz-cs w:val="25"/>
+          <w:spacing w:val="0"/>
+          <w:color w:val="151312"/>
+        </w:rPr>
+        <w:t xml:space="preserve"> are final. Floor and veto notices are also events and do not by themselves change that rule; the crew or supervisor writes a real status event when it pauses or starts.</w:t>
       </w:r>
     </w:p>
     <w:p>
@@ -5826,27 +6008,7 @@
           <w:spacing w:val="0"/>
           <w:color w:val="151312"/>
         </w:rPr>
-        <w:t xml:space="preserve"> </w:t>
-      </w:r>
-      <w:r>
-        <w:rPr>
-          <w:rFonts w:ascii=".AppleSystemUIFontMonospaced" w:hAnsi=".AppleSystemUIFontMonospaced" w:cs=".AppleSystemUIFontMonospaced"/>
-          <w:sz w:val="23"/>
-          <w:sz-cs w:val="23"/>
-          <w:spacing w:val="0"/>
-          <w:color w:val="151312"/>
-        </w:rPr>
-        <w:t xml:space="preserve">LiveStore</w:t>
-      </w:r>
-      <w:r>
-        <w:rPr>
-          <w:rFonts w:ascii="Helvetica" w:hAnsi="Helvetica" w:cs="Helvetica"/>
-          <w:sz w:val="25"/>
-          <w:sz-cs w:val="25"/>
-          <w:spacing w:val="0"/>
-          <w:color w:val="151312"/>
-        </w:rPr>
-        <w:t xml:space="preserve"> from the Trade Crew.</w:t>
+        <w:t xml:space="preserve"> approval, start, pause, stop, the crew on halt, and the supervisor on floor resume.</w:t>
       </w:r>
     </w:p>
     <w:p>
@@ -5886,27 +6048,7 @@
           <w:spacing w:val="0"/>
           <w:color w:val="151312"/>
         </w:rPr>
-        <w:t xml:space="preserve"> </w:t>
-      </w:r>
-      <w:r>
-        <w:rPr>
-          <w:rFonts w:ascii=".AppleSystemUIFontMonospaced" w:hAnsi=".AppleSystemUIFontMonospaced" w:cs=".AppleSystemUIFontMonospaced"/>
-          <w:sz w:val="23"/>
-          <w:sz-cs w:val="23"/>
-          <w:spacing w:val="0"/>
-          <w:color w:val="151312"/>
-        </w:rPr>
-        <w:t xml:space="preserve">GET /api/live/deployments/{id}/intents</w:t>
-      </w:r>
-      <w:r>
-        <w:rPr>
-          <w:rFonts w:ascii="Helvetica" w:hAnsi="Helvetica" w:cs="Helvetica"/>
-          <w:sz w:val="25"/>
-          <w:sz-cs w:val="25"/>
-          <w:spacing w:val="0"/>
-          <w:color w:val="151312"/>
-        </w:rPr>
-        <w:t xml:space="preserve">, reconciliation, exits.</w:t>
+        <w:t xml:space="preserve"> every gate check.</w:t>
       </w:r>
     </w:p>
     <w:p>
@@ -5922,7 +6064,7 @@
           <w:spacing w:val="0"/>
           <w:color w:val="151312"/>
         </w:rPr>
-        <w:t xml:space="preserve">orders, order_events, fills</w:t>
+        <w:t xml:space="preserve">trade_intents</w:t>
       </w:r>
     </w:p>
     <w:p>
@@ -5937,67 +6079,107 @@
           <w:spacing w:val="0"/>
           <w:color w:val="151312"/>
         </w:rPr>
-        <w:t xml:space="preserve">The order lifecycle in </w:t>
-      </w:r>
-      <w:r>
-        <w:rPr>
-          <w:rFonts w:ascii=".AppleSystemUIFontMonospaced" w:hAnsi=".AppleSystemUIFontMonospaced" w:cs=".AppleSystemUIFontMonospaced"/>
-          <w:sz w:val="23"/>
-          <w:sz-cs w:val="23"/>
-          <w:spacing w:val="0"/>
-          <w:color w:val="151312"/>
-        </w:rPr>
-        <w:t xml:space="preserve">backend/app/trading/orders.py</w:t>
-      </w:r>
-      <w:r>
-        <w:rPr>
-          <w:rFonts w:ascii="Helvetica" w:hAnsi="Helvetica" w:cs="Helvetica"/>
-          <w:sz w:val="25"/>
-          <w:sz-cs w:val="25"/>
-          <w:spacing w:val="0"/>
-          <w:color w:val="151312"/>
-        </w:rPr>
-        <w:t xml:space="preserve">. Hedges are ordered before shorts. Status polls become </w:t>
-      </w:r>
-      <w:r>
-        <w:rPr>
-          <w:rFonts w:ascii=".AppleSystemUIFontMonospaced" w:hAnsi=".AppleSystemUIFontMonospaced" w:cs=".AppleSystemUIFontMonospaced"/>
-          <w:sz w:val="23"/>
-          <w:sz-cs w:val="23"/>
-          <w:spacing w:val="0"/>
-          <w:color w:val="151312"/>
-        </w:rPr>
-        <w:t xml:space="preserve">order_events</w:t>
-      </w:r>
-      <w:r>
-        <w:rPr>
-          <w:rFonts w:ascii="Helvetica" w:hAnsi="Helvetica" w:cs="Helvetica"/>
-          <w:sz w:val="25"/>
-          <w:sz-cs w:val="25"/>
-          <w:spacing w:val="0"/>
-          <w:color w:val="151312"/>
-        </w:rPr>
-        <w:t xml:space="preserve">. Fills are unique per </w:t>
-      </w:r>
-      <w:r>
-        <w:rPr>
-          <w:rFonts w:ascii=".AppleSystemUIFontMonospaced" w:hAnsi=".AppleSystemUIFontMonospaced" w:cs=".AppleSystemUIFontMonospaced"/>
-          <w:sz w:val="23"/>
-          <w:sz-cs w:val="23"/>
-          <w:spacing w:val="0"/>
-          <w:color w:val="151312"/>
-        </w:rPr>
-        <w:t xml:space="preserve">(order_id, broker_trade_id)</w:t>
-      </w:r>
-      <w:r>
-        <w:rPr>
-          <w:rFonts w:ascii="Helvetica" w:hAnsi="Helvetica" w:cs="Helvetica"/>
-          <w:sz w:val="25"/>
-          <w:sz-cs w:val="25"/>
-          <w:spacing w:val="0"/>
-          <w:color w:val="151312"/>
-        </w:rPr>
-        <w:t xml:space="preserve">.</w:t>
+        <w:t xml:space="preserve">The decision record. </w:t>
+      </w:r>
+      <w:r>
+        <w:rPr>
+          <w:rFonts w:ascii=".AppleSystemUIFontMonospaced" w:hAnsi=".AppleSystemUIFontMonospaced" w:cs=".AppleSystemUIFontMonospaced"/>
+          <w:sz w:val="23"/>
+          <w:sz-cs w:val="23"/>
+          <w:spacing w:val="0"/>
+          <w:color w:val="151312"/>
+        </w:rPr>
+        <w:t xml:space="preserve">approval</w:t>
+      </w:r>
+      <w:r>
+        <w:rPr>
+          <w:rFonts w:ascii="Helvetica" w:hAnsi="Helvetica" w:cs="Helvetica"/>
+          <w:sz w:val="25"/>
+          <w:sz-cs w:val="25"/>
+          <w:spacing w:val="0"/>
+          <w:color w:val="151312"/>
+        </w:rPr>
+        <w:t xml:space="preserve"> is </w:t>
+      </w:r>
+      <w:r>
+        <w:rPr>
+          <w:rFonts w:ascii=".AppleSystemUIFontMonospaced" w:hAnsi=".AppleSystemUIFontMonospaced" w:cs=".AppleSystemUIFontMonospaced"/>
+          <w:sz w:val="23"/>
+          <w:sz-cs w:val="23"/>
+          <w:spacing w:val="0"/>
+          <w:color w:val="151312"/>
+        </w:rPr>
+        <w:t xml:space="preserve">auto</w:t>
+      </w:r>
+      <w:r>
+        <w:rPr>
+          <w:rFonts w:ascii="Helvetica" w:hAnsi="Helvetica" w:cs="Helvetica"/>
+          <w:sz w:val="25"/>
+          <w:sz-cs w:val="25"/>
+          <w:spacing w:val="0"/>
+          <w:color w:val="151312"/>
+        </w:rPr>
+        <w:t xml:space="preserve"> (orders sent), </w:t>
+      </w:r>
+      <w:r>
+        <w:rPr>
+          <w:rFonts w:ascii=".AppleSystemUIFontMonospaced" w:hAnsi=".AppleSystemUIFontMonospaced" w:cs=".AppleSystemUIFontMonospaced"/>
+          <w:sz w:val="23"/>
+          <w:sz-cs w:val="23"/>
+          <w:spacing w:val="0"/>
+          <w:color w:val="151312"/>
+        </w:rPr>
+        <w:t xml:space="preserve">blocked</w:t>
+      </w:r>
+      <w:r>
+        <w:rPr>
+          <w:rFonts w:ascii="Helvetica" w:hAnsi="Helvetica" w:cs="Helvetica"/>
+          <w:sz w:val="25"/>
+          <w:sz-cs w:val="25"/>
+          <w:spacing w:val="0"/>
+          <w:color w:val="151312"/>
+        </w:rPr>
+        <w:t xml:space="preserve"> (a risk check failed), or </w:t>
+      </w:r>
+      <w:r>
+        <w:rPr>
+          <w:rFonts w:ascii=".AppleSystemUIFontMonospaced" w:hAnsi=".AppleSystemUIFontMonospaced" w:cs=".AppleSystemUIFontMonospaced"/>
+          <w:sz w:val="23"/>
+          <w:sz-cs w:val="23"/>
+          <w:spacing w:val="0"/>
+          <w:color w:val="151312"/>
+        </w:rPr>
+        <w:t xml:space="preserve">vetoed</w:t>
+      </w:r>
+      <w:r>
+        <w:rPr>
+          <w:rFonts w:ascii="Helvetica" w:hAnsi="Helvetica" w:cs="Helvetica"/>
+          <w:sz w:val="25"/>
+          <w:sz-cs w:val="25"/>
+          <w:spacing w:val="0"/>
+          <w:color w:val="151312"/>
+        </w:rPr>
+        <w:t xml:space="preserve"> (the LLM skip). Protective stops use a </w:t>
+      </w:r>
+      <w:r>
+        <w:rPr>
+          <w:rFonts w:ascii=".AppleSystemUIFontMonospaced" w:hAnsi=".AppleSystemUIFontMonospaced" w:cs=".AppleSystemUIFontMonospaced"/>
+          <w:sz w:val="23"/>
+          <w:sz-cs w:val="23"/>
+          <w:spacing w:val="0"/>
+          <w:color w:val="151312"/>
+        </w:rPr>
+        <w:t xml:space="preserve">protect</w:t>
+      </w:r>
+      <w:r>
+        <w:rPr>
+          <w:rFonts w:ascii="Helvetica" w:hAnsi="Helvetica" w:cs="Helvetica"/>
+          <w:sz w:val="25"/>
+          <w:sz-cs w:val="25"/>
+          <w:spacing w:val="0"/>
+          <w:color w:val="151312"/>
+        </w:rPr>
+        <w:t xml:space="preserve"> intent.</w:t>
       </w:r>
     </w:p>
     <w:p>
@@ -6037,7 +6219,27 @@
           <w:spacing w:val="0"/>
           <w:color w:val="151312"/>
         </w:rPr>
-        <w:t xml:space="preserve"> the order manager inside the crew.</w:t>
+        <w:t xml:space="preserve"> </w:t>
+      </w:r>
+      <w:r>
+        <w:rPr>
+          <w:rFonts w:ascii=".AppleSystemUIFontMonospaced" w:hAnsi=".AppleSystemUIFontMonospaced" w:cs=".AppleSystemUIFontMonospaced"/>
+          <w:sz w:val="23"/>
+          <w:sz-cs w:val="23"/>
+          <w:spacing w:val="0"/>
+          <w:color w:val="151312"/>
+        </w:rPr>
+        <w:t xml:space="preserve">LiveStore</w:t>
+      </w:r>
+      <w:r>
+        <w:rPr>
+          <w:rFonts w:ascii="Helvetica" w:hAnsi="Helvetica" w:cs="Helvetica"/>
+          <w:sz w:val="25"/>
+          <w:sz-cs w:val="25"/>
+          <w:spacing w:val="0"/>
+          <w:color w:val="151312"/>
+        </w:rPr>
+        <w:t xml:space="preserve"> from the Trade Crew.</w:t>
       </w:r>
     </w:p>
     <w:p>
@@ -6087,17 +6289,17 @@
           <w:spacing w:val="0"/>
           <w:color w:val="151312"/>
         </w:rPr>
-        <w:t xml:space="preserve">GET /api/live/orders/{id}</w:t>
-      </w:r>
-      <w:r>
-        <w:rPr>
-          <w:rFonts w:ascii="Helvetica" w:hAnsi="Helvetica" w:cs="Helvetica"/>
-          <w:sz w:val="25"/>
-          <w:sz-cs w:val="25"/>
-          <w:spacing w:val="0"/>
-          <w:color w:val="151312"/>
-        </w:rPr>
-        <w:t xml:space="preserve">, charge and position logic.</w:t>
+        <w:t xml:space="preserve">GET /api/live/deployments/{id}/intents</w:t>
+      </w:r>
+      <w:r>
+        <w:rPr>
+          <w:rFonts w:ascii="Helvetica" w:hAnsi="Helvetica" w:cs="Helvetica"/>
+          <w:sz w:val="25"/>
+          <w:sz-cs w:val="25"/>
+          <w:spacing w:val="0"/>
+          <w:color w:val="151312"/>
+        </w:rPr>
+        <w:t xml:space="preserve">, reconciliation, exits.</w:t>
       </w:r>
     </w:p>
     <w:p>
@@ -6113,7 +6315,7 @@
           <w:spacing w:val="0"/>
           <w:color w:val="151312"/>
         </w:rPr>
-        <w:t xml:space="preserve">live_trades</w:t>
+        <w:t xml:space="preserve">orders, order_events, fills</w:t>
       </w:r>
     </w:p>
     <w:p>
@@ -6128,107 +6330,67 @@
           <w:spacing w:val="0"/>
           <w:color w:val="151312"/>
         </w:rPr>
-        <w:t xml:space="preserve">A completed close, or a partial close when </w:t>
-      </w:r>
-      <w:r>
-        <w:rPr>
-          <w:rFonts w:ascii=".AppleSystemUIFontMonospaced" w:hAnsi=".AppleSystemUIFontMonospaced" w:cs=".AppleSystemUIFontMonospaced"/>
-          <w:sz w:val="23"/>
-          <w:sz-cs w:val="23"/>
-          <w:spacing w:val="0"/>
-          <w:color w:val="151312"/>
-        </w:rPr>
-        <w:t xml:space="preserve">partial</w:t>
-      </w:r>
-      <w:r>
-        <w:rPr>
-          <w:rFonts w:ascii="Helvetica" w:hAnsi="Helvetica" w:cs="Helvetica"/>
-          <w:sz w:val="25"/>
-          <w:sz-cs w:val="25"/>
-          <w:spacing w:val="0"/>
-          <w:color w:val="151312"/>
-        </w:rPr>
-        <w:t xml:space="preserve"> is true. </w:t>
-      </w:r>
-      <w:r>
-        <w:rPr>
-          <w:rFonts w:ascii=".AppleSystemUIFontMonospaced" w:hAnsi=".AppleSystemUIFontMonospaced" w:cs=".AppleSystemUIFontMonospaced"/>
-          <w:sz w:val="23"/>
-          <w:sz-cs w:val="23"/>
-          <w:spacing w:val="0"/>
-          <w:color w:val="151312"/>
-        </w:rPr>
-        <w:t xml:space="preserve">exit_reason</w:t>
-      </w:r>
-      <w:r>
-        <w:rPr>
-          <w:rFonts w:ascii="Helvetica" w:hAnsi="Helvetica" w:cs="Helvetica"/>
-          <w:sz w:val="25"/>
-          <w:sz-cs w:val="25"/>
-          <w:spacing w:val="0"/>
-          <w:color w:val="151312"/>
-        </w:rPr>
-        <w:t xml:space="preserve"> records </w:t>
-      </w:r>
-      <w:r>
-        <w:rPr>
-          <w:rFonts w:ascii=".AppleSystemUIFontMonospaced" w:hAnsi=".AppleSystemUIFontMonospaced" w:cs=".AppleSystemUIFontMonospaced"/>
-          <w:sz w:val="23"/>
-          <w:sz-cs w:val="23"/>
-          <w:spacing w:val="0"/>
-          <w:color w:val="151312"/>
-        </w:rPr>
-        <w:t xml:space="preserve">kill_switch</w:t>
-      </w:r>
-      <w:r>
-        <w:rPr>
-          <w:rFonts w:ascii="Helvetica" w:hAnsi="Helvetica" w:cs="Helvetica"/>
-          <w:sz w:val="25"/>
-          <w:sz-cs w:val="25"/>
-          <w:spacing w:val="0"/>
-          <w:color w:val="151312"/>
-        </w:rPr>
-        <w:t xml:space="preserve">, </w:t>
-      </w:r>
-      <w:r>
-        <w:rPr>
-          <w:rFonts w:ascii=".AppleSystemUIFontMonospaced" w:hAnsi=".AppleSystemUIFontMonospaced" w:cs=".AppleSystemUIFontMonospaced"/>
-          <w:sz w:val="23"/>
-          <w:sz-cs w:val="23"/>
-          <w:spacing w:val="0"/>
-          <w:color w:val="151312"/>
-        </w:rPr>
-        <w:t xml:space="preserve">broker_stop</w:t>
-      </w:r>
-      <w:r>
-        <w:rPr>
-          <w:rFonts w:ascii="Helvetica" w:hAnsi="Helvetica" w:cs="Helvetica"/>
-          <w:sz w:val="25"/>
-          <w:sz-cs w:val="25"/>
-          <w:spacing w:val="0"/>
-          <w:color w:val="151312"/>
-        </w:rPr>
-        <w:t xml:space="preserve">, </w:t>
-      </w:r>
-      <w:r>
-        <w:rPr>
-          <w:rFonts w:ascii=".AppleSystemUIFontMonospaced" w:hAnsi=".AppleSystemUIFontMonospaced" w:cs=".AppleSystemUIFontMonospaced"/>
-          <w:sz w:val="23"/>
-          <w:sz-cs w:val="23"/>
-          <w:spacing w:val="0"/>
-          <w:color w:val="151312"/>
-        </w:rPr>
-        <w:t xml:space="preserve">unwind</w:t>
-      </w:r>
-      <w:r>
-        <w:rPr>
-          <w:rFonts w:ascii="Helvetica" w:hAnsi="Helvetica" w:cs="Helvetica"/>
-          <w:sz w:val="25"/>
-          <w:sz-cs w:val="25"/>
-          <w:spacing w:val="0"/>
-          <w:color w:val="151312"/>
-        </w:rPr>
-        <w:t xml:space="preserve">, and the strategy or policy exit that fired.</w:t>
+        <w:t xml:space="preserve">The order lifecycle in </w:t>
+      </w:r>
+      <w:r>
+        <w:rPr>
+          <w:rFonts w:ascii=".AppleSystemUIFontMonospaced" w:hAnsi=".AppleSystemUIFontMonospaced" w:cs=".AppleSystemUIFontMonospaced"/>
+          <w:sz w:val="23"/>
+          <w:sz-cs w:val="23"/>
+          <w:spacing w:val="0"/>
+          <w:color w:val="151312"/>
+        </w:rPr>
+        <w:t xml:space="preserve">backend/app/trading/orders.py</w:t>
+      </w:r>
+      <w:r>
+        <w:rPr>
+          <w:rFonts w:ascii="Helvetica" w:hAnsi="Helvetica" w:cs="Helvetica"/>
+          <w:sz w:val="25"/>
+          <w:sz-cs w:val="25"/>
+          <w:spacing w:val="0"/>
+          <w:color w:val="151312"/>
+        </w:rPr>
+        <w:t xml:space="preserve">. Hedges are ordered before shorts. Status polls become </w:t>
+      </w:r>
+      <w:r>
+        <w:rPr>
+          <w:rFonts w:ascii=".AppleSystemUIFontMonospaced" w:hAnsi=".AppleSystemUIFontMonospaced" w:cs=".AppleSystemUIFontMonospaced"/>
+          <w:sz w:val="23"/>
+          <w:sz-cs w:val="23"/>
+          <w:spacing w:val="0"/>
+          <w:color w:val="151312"/>
+        </w:rPr>
+        <w:t xml:space="preserve">order_events</w:t>
+      </w:r>
+      <w:r>
+        <w:rPr>
+          <w:rFonts w:ascii="Helvetica" w:hAnsi="Helvetica" w:cs="Helvetica"/>
+          <w:sz w:val="25"/>
+          <w:sz-cs w:val="25"/>
+          <w:spacing w:val="0"/>
+          <w:color w:val="151312"/>
+        </w:rPr>
+        <w:t xml:space="preserve">. Fills are unique per </w:t>
+      </w:r>
+      <w:r>
+        <w:rPr>
+          <w:rFonts w:ascii=".AppleSystemUIFontMonospaced" w:hAnsi=".AppleSystemUIFontMonospaced" w:cs=".AppleSystemUIFontMonospaced"/>
+          <w:sz w:val="23"/>
+          <w:sz-cs w:val="23"/>
+          <w:spacing w:val="0"/>
+          <w:color w:val="151312"/>
+        </w:rPr>
+        <w:t xml:space="preserve">(order_id, broker_trade_id)</w:t>
+      </w:r>
+      <w:r>
+        <w:rPr>
+          <w:rFonts w:ascii="Helvetica" w:hAnsi="Helvetica" w:cs="Helvetica"/>
+          <w:sz w:val="25"/>
+          <w:sz-cs w:val="25"/>
+          <w:spacing w:val="0"/>
+          <w:color w:val="151312"/>
+        </w:rPr>
+        <w:t xml:space="preserve">.</w:t>
       </w:r>
     </w:p>
     <w:p>
@@ -6268,7 +6430,7 @@
           <w:spacing w:val="0"/>
           <w:color w:val="151312"/>
         </w:rPr>
-        <w:t xml:space="preserve"> the crew when a position closes.</w:t>
+        <w:t xml:space="preserve"> the order manager inside the crew.</w:t>
       </w:r>
     </w:p>
     <w:p>
@@ -6308,27 +6470,27 @@
           <w:spacing w:val="0"/>
           <w:color w:val="151312"/>
         </w:rPr>
-        <w:t xml:space="preserve"> journal, equity, opinion evaluation, </w:t>
-      </w:r>
-      <w:r>
-        <w:rPr>
-          <w:rFonts w:ascii=".AppleSystemUIFontMonospaced" w:hAnsi=".AppleSystemUIFontMonospaced" w:cs=".AppleSystemUIFontMonospaced"/>
-          <w:sz w:val="23"/>
-          <w:sz-cs w:val="23"/>
-          <w:spacing w:val="0"/>
-          <w:color w:val="151312"/>
-        </w:rPr>
-        <w:t xml:space="preserve">GET /api/live/live-trades</w:t>
-      </w:r>
-      <w:r>
-        <w:rPr>
-          <w:rFonts w:ascii="Helvetica" w:hAnsi="Helvetica" w:cs="Helvetica"/>
-          <w:sz w:val="25"/>
-          <w:sz-cs w:val="25"/>
-          <w:spacing w:val="0"/>
-          <w:color w:val="151312"/>
-        </w:rPr>
-        <w:t xml:space="preserve">.</w:t>
+        <w:t xml:space="preserve"> </w:t>
+      </w:r>
+      <w:r>
+        <w:rPr>
+          <w:rFonts w:ascii=".AppleSystemUIFontMonospaced" w:hAnsi=".AppleSystemUIFontMonospaced" w:cs=".AppleSystemUIFontMonospaced"/>
+          <w:sz w:val="23"/>
+          <w:sz-cs w:val="23"/>
+          <w:spacing w:val="0"/>
+          <w:color w:val="151312"/>
+        </w:rPr>
+        <w:t xml:space="preserve">GET /api/live/orders/{id}</w:t>
+      </w:r>
+      <w:r>
+        <w:rPr>
+          <w:rFonts w:ascii="Helvetica" w:hAnsi="Helvetica" w:cs="Helvetica"/>
+          <w:sz w:val="25"/>
+          <w:sz-cs w:val="25"/>
+          <w:spacing w:val="0"/>
+          <w:color w:val="151312"/>
+        </w:rPr>
+        <w:t xml:space="preserve">, charge and position logic.</w:t>
       </w:r>
     </w:p>
     <w:p>
@@ -6344,7 +6506,7 @@
           <w:spacing w:val="0"/>
           <w:color w:val="151312"/>
         </w:rPr>
-        <w:t xml:space="preserve">broker_charges</w:t>
+        <w:t xml:space="preserve">live_trades</w:t>
       </w:r>
     </w:p>
     <w:p>
@@ -6359,7 +6521,107 @@
           <w:spacing w:val="0"/>
           <w:color w:val="151312"/>
         </w:rPr>
-        <w:t xml:space="preserve">Charges the adapter reports, separate from the estimated cost model on the fill.</w:t>
+        <w:t xml:space="preserve">A completed close, or a partial close when </w:t>
+      </w:r>
+      <w:r>
+        <w:rPr>
+          <w:rFonts w:ascii=".AppleSystemUIFontMonospaced" w:hAnsi=".AppleSystemUIFontMonospaced" w:cs=".AppleSystemUIFontMonospaced"/>
+          <w:sz w:val="23"/>
+          <w:sz-cs w:val="23"/>
+          <w:spacing w:val="0"/>
+          <w:color w:val="151312"/>
+        </w:rPr>
+        <w:t xml:space="preserve">partial</w:t>
+      </w:r>
+      <w:r>
+        <w:rPr>
+          <w:rFonts w:ascii="Helvetica" w:hAnsi="Helvetica" w:cs="Helvetica"/>
+          <w:sz w:val="25"/>
+          <w:sz-cs w:val="25"/>
+          <w:spacing w:val="0"/>
+          <w:color w:val="151312"/>
+        </w:rPr>
+        <w:t xml:space="preserve"> is true. </w:t>
+      </w:r>
+      <w:r>
+        <w:rPr>
+          <w:rFonts w:ascii=".AppleSystemUIFontMonospaced" w:hAnsi=".AppleSystemUIFontMonospaced" w:cs=".AppleSystemUIFontMonospaced"/>
+          <w:sz w:val="23"/>
+          <w:sz-cs w:val="23"/>
+          <w:spacing w:val="0"/>
+          <w:color w:val="151312"/>
+        </w:rPr>
+        <w:t xml:space="preserve">exit_reason</w:t>
+      </w:r>
+      <w:r>
+        <w:rPr>
+          <w:rFonts w:ascii="Helvetica" w:hAnsi="Helvetica" w:cs="Helvetica"/>
+          <w:sz w:val="25"/>
+          <w:sz-cs w:val="25"/>
+          <w:spacing w:val="0"/>
+          <w:color w:val="151312"/>
+        </w:rPr>
+        <w:t xml:space="preserve"> records </w:t>
+      </w:r>
+      <w:r>
+        <w:rPr>
+          <w:rFonts w:ascii=".AppleSystemUIFontMonospaced" w:hAnsi=".AppleSystemUIFontMonospaced" w:cs=".AppleSystemUIFontMonospaced"/>
+          <w:sz w:val="23"/>
+          <w:sz-cs w:val="23"/>
+          <w:spacing w:val="0"/>
+          <w:color w:val="151312"/>
+        </w:rPr>
+        <w:t xml:space="preserve">kill_switch</w:t>
+      </w:r>
+      <w:r>
+        <w:rPr>
+          <w:rFonts w:ascii="Helvetica" w:hAnsi="Helvetica" w:cs="Helvetica"/>
+          <w:sz w:val="25"/>
+          <w:sz-cs w:val="25"/>
+          <w:spacing w:val="0"/>
+          <w:color w:val="151312"/>
+        </w:rPr>
+        <w:t xml:space="preserve">, </w:t>
+      </w:r>
+      <w:r>
+        <w:rPr>
+          <w:rFonts w:ascii=".AppleSystemUIFontMonospaced" w:hAnsi=".AppleSystemUIFontMonospaced" w:cs=".AppleSystemUIFontMonospaced"/>
+          <w:sz w:val="23"/>
+          <w:sz-cs w:val="23"/>
+          <w:spacing w:val="0"/>
+          <w:color w:val="151312"/>
+        </w:rPr>
+        <w:t xml:space="preserve">broker_stop</w:t>
+      </w:r>
+      <w:r>
+        <w:rPr>
+          <w:rFonts w:ascii="Helvetica" w:hAnsi="Helvetica" w:cs="Helvetica"/>
+          <w:sz w:val="25"/>
+          <w:sz-cs w:val="25"/>
+          <w:spacing w:val="0"/>
+          <w:color w:val="151312"/>
+        </w:rPr>
+        <w:t xml:space="preserve">, </w:t>
+      </w:r>
+      <w:r>
+        <w:rPr>
+          <w:rFonts w:ascii=".AppleSystemUIFontMonospaced" w:hAnsi=".AppleSystemUIFontMonospaced" w:cs=".AppleSystemUIFontMonospaced"/>
+          <w:sz w:val="23"/>
+          <w:sz-cs w:val="23"/>
+          <w:spacing w:val="0"/>
+          <w:color w:val="151312"/>
+        </w:rPr>
+        <w:t xml:space="preserve">unwind</w:t>
+      </w:r>
+      <w:r>
+        <w:rPr>
+          <w:rFonts w:ascii="Helvetica" w:hAnsi="Helvetica" w:cs="Helvetica"/>
+          <w:sz w:val="25"/>
+          <w:sz-cs w:val="25"/>
+          <w:spacing w:val="0"/>
+          <w:color w:val="151312"/>
+        </w:rPr>
+        <w:t xml:space="preserve">, and the strategy or policy exit that fired.</w:t>
       </w:r>
     </w:p>
     <w:p>
@@ -6399,7 +6661,7 @@
           <w:spacing w:val="0"/>
           <w:color w:val="151312"/>
         </w:rPr>
-        <w:t xml:space="preserve"> the crew when the adapter returns charges.</w:t>
+        <w:t xml:space="preserve"> the crew when a position closes.</w:t>
       </w:r>
     </w:p>
     <w:p>
@@ -6439,7 +6701,27 @@
           <w:spacing w:val="0"/>
           <w:color w:val="151312"/>
         </w:rPr>
-        <w:t xml:space="preserve"> live trade actual cost.</w:t>
+        <w:t xml:space="preserve"> journal, equity, opinion evaluation, </w:t>
+      </w:r>
+      <w:r>
+        <w:rPr>
+          <w:rFonts w:ascii=".AppleSystemUIFontMonospaced" w:hAnsi=".AppleSystemUIFontMonospaced" w:cs=".AppleSystemUIFontMonospaced"/>
+          <w:sz w:val="23"/>
+          <w:sz-cs w:val="23"/>
+          <w:spacing w:val="0"/>
+          <w:color w:val="151312"/>
+        </w:rPr>
+        <w:t xml:space="preserve">GET /api/live/live-trades</w:t>
+      </w:r>
+      <w:r>
+        <w:rPr>
+          <w:rFonts w:ascii="Helvetica" w:hAnsi="Helvetica" w:cs="Helvetica"/>
+          <w:sz w:val="25"/>
+          <w:sz-cs w:val="25"/>
+          <w:spacing w:val="0"/>
+          <w:color w:val="151312"/>
+        </w:rPr>
+        <w:t xml:space="preserve">.</w:t>
       </w:r>
     </w:p>
     <w:p>
@@ -6455,7 +6737,7 @@
           <w:spacing w:val="0"/>
           <w:color w:val="151312"/>
         </w:rPr>
-        <w:t xml:space="preserve">position_snapshots</w:t>
+        <w:t xml:space="preserve">broker_charges</w:t>
       </w:r>
     </w:p>
     <w:p>
@@ -6470,7 +6752,7 @@
           <w:spacing w:val="0"/>
           <w:color w:val="151312"/>
         </w:rPr>
-        <w:t xml:space="preserve">Open positions and their mark, written after a tick. Equity uses the latest snapshot's unrealized P&amp;L.</w:t>
+        <w:t xml:space="preserve">Charges the adapter reports, separate from the estimated cost model on the fill.</w:t>
       </w:r>
     </w:p>
     <w:p>
@@ -6510,7 +6792,7 @@
           <w:spacing w:val="0"/>
           <w:color w:val="151312"/>
         </w:rPr>
-        <w:t xml:space="preserve"> the crew.</w:t>
+        <w:t xml:space="preserve"> the crew when the adapter returns charges.</w:t>
       </w:r>
     </w:p>
     <w:p>
@@ -6550,47 +6832,7 @@
           <w:spacing w:val="0"/>
           <w:color w:val="151312"/>
         </w:rPr>
-        <w:t xml:space="preserve"> </w:t>
-      </w:r>
-      <w:r>
-        <w:rPr>
-          <w:rFonts w:ascii=".AppleSystemUIFontMonospaced" w:hAnsi=".AppleSystemUIFontMonospaced" w:cs=".AppleSystemUIFontMonospaced"/>
-          <w:sz w:val="23"/>
-          <w:sz-cs w:val="23"/>
-          <w:spacing w:val="0"/>
-          <w:color w:val="151312"/>
-        </w:rPr>
-        <w:t xml:space="preserve">GET /api/live/equity</w:t>
-      </w:r>
-      <w:r>
-        <w:rPr>
-          <w:rFonts w:ascii="Helvetica" w:hAnsi="Helvetica" w:cs="Helvetica"/>
-          <w:sz w:val="25"/>
-          <w:sz-cs w:val="25"/>
-          <w:spacing w:val="0"/>
-          <w:color w:val="151312"/>
-        </w:rPr>
-        <w:t xml:space="preserve">, </w:t>
-      </w:r>
-      <w:r>
-        <w:rPr>
-          <w:rFonts w:ascii=".AppleSystemUIFontMonospaced" w:hAnsi=".AppleSystemUIFontMonospaced" w:cs=".AppleSystemUIFontMonospaced"/>
-          <w:sz w:val="23"/>
-          <w:sz-cs w:val="23"/>
-          <w:spacing w:val="0"/>
-          <w:color w:val="151312"/>
-        </w:rPr>
-        <w:t xml:space="preserve">GET /api/live/positions</w:t>
-      </w:r>
-      <w:r>
-        <w:rPr>
-          <w:rFonts w:ascii="Helvetica" w:hAnsi="Helvetica" w:cs="Helvetica"/>
-          <w:sz w:val="25"/>
-          <w:sz-cs w:val="25"/>
-          <w:spacing w:val="0"/>
-          <w:color w:val="151312"/>
-        </w:rPr>
-        <w:t xml:space="preserve">, drawdown.</w:t>
+        <w:t xml:space="preserve"> live trade actual cost.</w:t>
       </w:r>
     </w:p>
     <w:p>
@@ -6606,7 +6848,7 @@
           <w:spacing w:val="0"/>
           <w:color w:val="151312"/>
         </w:rPr>
-        <w:t xml:space="preserve">capital_events</w:t>
+        <w:t xml:space="preserve">position_snapshots</w:t>
       </w:r>
     </w:p>
     <w:p>
@@ -6621,7 +6863,7 @@
           <w:spacing w:val="0"/>
           <w:color w:val="151312"/>
         </w:rPr>
-        <w:t xml:space="preserve">Deposits and withdrawals after approval. Amounts are positive. Kind says which way. Equity and peak move by the same amount.</w:t>
+        <w:t xml:space="preserve">Open positions and their mark, written after a tick. Equity uses the latest snapshot's unrealized P&amp;L.</w:t>
       </w:r>
     </w:p>
     <w:p>
@@ -6661,6 +6903,46 @@
           <w:spacing w:val="0"/>
           <w:color w:val="151312"/>
         </w:rPr>
+        <w:t xml:space="preserve"> the crew.</w:t>
+      </w:r>
+    </w:p>
+    <w:p>
+      <w:pPr>
+        <w:ind w:left="720" w:first-line="-720"/>
+      </w:pPr>
+      <w:r>
+        <w:rPr>
+          <w:rFonts w:ascii="Helvetica" w:hAnsi="Helvetica" w:cs="Helvetica"/>
+          <w:sz w:val="25"/>
+          <w:sz-cs w:val="25"/>
+          <w:b/>
+          <w:color w:val="151312"/>
+        </w:rPr>
+        <w:t xml:space="preserve"/>
+        <w:tab/>
+        <w:t xml:space="preserve">•</w:t>
+        <w:tab/>
+        <w:t xml:space="preserve"/>
+      </w:r>
+      <w:r>
+        <w:rPr>
+          <w:rFonts w:ascii="Helvetica" w:hAnsi="Helvetica" w:cs="Helvetica"/>
+          <w:sz w:val="25"/>
+          <w:sz-cs w:val="25"/>
+          <w:b/>
+          <w:spacing w:val="0"/>
+          <w:color w:val="151312"/>
+        </w:rPr>
+        <w:t xml:space="preserve">Read by:</w:t>
+      </w:r>
+      <w:r>
+        <w:rPr>
+          <w:rFonts w:ascii="Helvetica" w:hAnsi="Helvetica" w:cs="Helvetica"/>
+          <w:sz w:val="25"/>
+          <w:sz-cs w:val="25"/>
+          <w:spacing w:val="0"/>
+          <w:color w:val="151312"/>
+        </w:rPr>
         <w:t xml:space="preserve"> </w:t>
       </w:r>
       <w:r>
@@ -6671,77 +6953,37 @@
           <w:spacing w:val="0"/>
           <w:color w:val="151312"/>
         </w:rPr>
-        <w:t xml:space="preserve">POST /api/live/deployments/{id}/capital-events</w:t>
-      </w:r>
-      <w:r>
-        <w:rPr>
-          <w:rFonts w:ascii="Helvetica" w:hAnsi="Helvetica" w:cs="Helvetica"/>
-          <w:sz w:val="25"/>
-          <w:sz-cs w:val="25"/>
-          <w:spacing w:val="0"/>
-          <w:color w:val="151312"/>
-        </w:rPr>
-        <w:t xml:space="preserve">.</w:t>
-      </w:r>
-    </w:p>
-    <w:p>
-      <w:pPr>
-        <w:ind w:left="720" w:first-line="-720"/>
-      </w:pPr>
-      <w:r>
-        <w:rPr>
-          <w:rFonts w:ascii="Helvetica" w:hAnsi="Helvetica" w:cs="Helvetica"/>
-          <w:sz w:val="25"/>
-          <w:sz-cs w:val="25"/>
-          <w:b/>
-          <w:color w:val="151312"/>
-        </w:rPr>
-        <w:t xml:space="preserve"/>
-        <w:tab/>
-        <w:t xml:space="preserve">•</w:t>
-        <w:tab/>
-        <w:t xml:space="preserve"/>
-      </w:r>
-      <w:r>
-        <w:rPr>
-          <w:rFonts w:ascii="Helvetica" w:hAnsi="Helvetica" w:cs="Helvetica"/>
-          <w:sz w:val="25"/>
-          <w:sz-cs w:val="25"/>
-          <w:b/>
-          <w:spacing w:val="0"/>
-          <w:color w:val="151312"/>
-        </w:rPr>
-        <w:t xml:space="preserve">Read by:</w:t>
-      </w:r>
-      <w:r>
-        <w:rPr>
-          <w:rFonts w:ascii="Helvetica" w:hAnsi="Helvetica" w:cs="Helvetica"/>
-          <w:sz w:val="25"/>
-          <w:sz-cs w:val="25"/>
-          <w:spacing w:val="0"/>
-          <w:color w:val="151312"/>
-        </w:rPr>
-        <w:t xml:space="preserve"> equity and </w:t>
-      </w:r>
-      <w:r>
-        <w:rPr>
-          <w:rFonts w:ascii=".AppleSystemUIFontMonospaced" w:hAnsi=".AppleSystemUIFontMonospaced" w:cs=".AppleSystemUIFontMonospaced"/>
-          <w:sz w:val="23"/>
-          <w:sz-cs w:val="23"/>
-          <w:spacing w:val="0"/>
-          <w:color w:val="151312"/>
-        </w:rPr>
-        <w:t xml:space="preserve">GET .../capital-events</w:t>
-      </w:r>
-      <w:r>
-        <w:rPr>
-          <w:rFonts w:ascii="Helvetica" w:hAnsi="Helvetica" w:cs="Helvetica"/>
-          <w:sz w:val="25"/>
-          <w:sz-cs w:val="25"/>
-          <w:spacing w:val="0"/>
-          <w:color w:val="151312"/>
-        </w:rPr>
-        <w:t xml:space="preserve">.</w:t>
+        <w:t xml:space="preserve">GET /api/live/equity</w:t>
+      </w:r>
+      <w:r>
+        <w:rPr>
+          <w:rFonts w:ascii="Helvetica" w:hAnsi="Helvetica" w:cs="Helvetica"/>
+          <w:sz w:val="25"/>
+          <w:sz-cs w:val="25"/>
+          <w:spacing w:val="0"/>
+          <w:color w:val="151312"/>
+        </w:rPr>
+        <w:t xml:space="preserve">, </w:t>
+      </w:r>
+      <w:r>
+        <w:rPr>
+          <w:rFonts w:ascii=".AppleSystemUIFontMonospaced" w:hAnsi=".AppleSystemUIFontMonospaced" w:cs=".AppleSystemUIFontMonospaced"/>
+          <w:sz w:val="23"/>
+          <w:sz-cs w:val="23"/>
+          <w:spacing w:val="0"/>
+          <w:color w:val="151312"/>
+        </w:rPr>
+        <w:t xml:space="preserve">GET /api/live/positions</w:t>
+      </w:r>
+      <w:r>
+        <w:rPr>
+          <w:rFonts w:ascii="Helvetica" w:hAnsi="Helvetica" w:cs="Helvetica"/>
+          <w:sz w:val="25"/>
+          <w:sz-cs w:val="25"/>
+          <w:spacing w:val="0"/>
+          <w:color w:val="151312"/>
+        </w:rPr>
+        <w:t xml:space="preserve">, drawdown.</w:t>
       </w:r>
     </w:p>
     <w:p>
@@ -6757,7 +6999,7 @@
           <w:spacing w:val="0"/>
           <w:color w:val="151312"/>
         </w:rPr>
-        <w:t xml:space="preserve">drawdown_events</w:t>
+        <w:t xml:space="preserve">capital_events</w:t>
       </w:r>
     </w:p>
     <w:p>
@@ -6772,7 +7014,7 @@
           <w:spacing w:val="0"/>
           <w:color w:val="151312"/>
         </w:rPr>
-        <w:t xml:space="preserve">One row each time the ladder level changes, including a return to normal.</w:t>
+        <w:t xml:space="preserve">Deposits and withdrawals after approval. Amounts are positive. Kind says which way. Equity and peak move by the same amount.</w:t>
       </w:r>
     </w:p>
     <w:p>
@@ -6822,17 +7064,17 @@
           <w:spacing w:val="0"/>
           <w:color w:val="151312"/>
         </w:rPr>
-        <w:t xml:space="preserve">backend/app/live/drawdown.py</w:t>
-      </w:r>
-      <w:r>
-        <w:rPr>
-          <w:rFonts w:ascii="Helvetica" w:hAnsi="Helvetica" w:cs="Helvetica"/>
-          <w:sz w:val="25"/>
-          <w:sz-cs w:val="25"/>
-          <w:spacing w:val="0"/>
-          <w:color w:val="151312"/>
-        </w:rPr>
-        <w:t xml:space="preserve"> from the crew tick.</w:t>
+        <w:t xml:space="preserve">POST /api/live/deployments/{id}/capital-events</w:t>
+      </w:r>
+      <w:r>
+        <w:rPr>
+          <w:rFonts w:ascii="Helvetica" w:hAnsi="Helvetica" w:cs="Helvetica"/>
+          <w:sz w:val="25"/>
+          <w:sz-cs w:val="25"/>
+          <w:spacing w:val="0"/>
+          <w:color w:val="151312"/>
+        </w:rPr>
+        <w:t xml:space="preserve">.</w:t>
       </w:r>
     </w:p>
     <w:p>
@@ -6872,17 +7114,17 @@
           <w:spacing w:val="0"/>
           <w:color w:val="151312"/>
         </w:rPr>
-        <w:t xml:space="preserve"> </w:t>
-      </w:r>
-      <w:r>
-        <w:rPr>
-          <w:rFonts w:ascii=".AppleSystemUIFontMonospaced" w:hAnsi=".AppleSystemUIFontMonospaced" w:cs=".AppleSystemUIFontMonospaced"/>
-          <w:sz w:val="23"/>
-          <w:sz-cs w:val="23"/>
-          <w:spacing w:val="0"/>
-          <w:color w:val="151312"/>
-        </w:rPr>
-        <w:t xml:space="preserve">GET /api/live/deployments/{id}/drawdown</w:t>
+        <w:t xml:space="preserve"> equity and </w:t>
+      </w:r>
+      <w:r>
+        <w:rPr>
+          <w:rFonts w:ascii=".AppleSystemUIFontMonospaced" w:hAnsi=".AppleSystemUIFontMonospaced" w:cs=".AppleSystemUIFontMonospaced"/>
+          <w:sz w:val="23"/>
+          <w:sz-cs w:val="23"/>
+          <w:spacing w:val="0"/>
+          <w:color w:val="151312"/>
+        </w:rPr>
+        <w:t xml:space="preserve">GET .../capital-events</w:t>
       </w:r>
       <w:r>
         <w:rPr>
@@ -6908,7 +7150,7 @@
           <w:spacing w:val="0"/>
           <w:color w:val="151312"/>
         </w:rPr>
-        <w:t xml:space="preserve">live_trade_reviews</w:t>
+        <w:t xml:space="preserve">drawdown_events</w:t>
       </w:r>
     </w:p>
     <w:p>
@@ -6923,57 +7165,117 @@
           <w:spacing w:val="0"/>
           <w:color w:val="151312"/>
         </w:rPr>
-        <w:t xml:space="preserve">Same review shape as </w:t>
-      </w:r>
-      <w:r>
-        <w:rPr>
-          <w:rFonts w:ascii=".AppleSystemUIFontMonospaced" w:hAnsi=".AppleSystemUIFontMonospaced" w:cs=".AppleSystemUIFontMonospaced"/>
-          <w:sz w:val="23"/>
-          <w:sz-cs w:val="23"/>
-          <w:spacing w:val="0"/>
-          <w:color w:val="151312"/>
-        </w:rPr>
-        <w:t xml:space="preserve">trade_reviews</w:t>
-      </w:r>
-      <w:r>
-        <w:rPr>
-          <w:rFonts w:ascii="Helvetica" w:hAnsi="Helvetica" w:cs="Helvetica"/>
-          <w:sz w:val="25"/>
-          <w:sz-cs w:val="25"/>
-          <w:spacing w:val="0"/>
-          <w:color w:val="151312"/>
-        </w:rPr>
-        <w:t xml:space="preserve">, for live trades. LLM lessons use </w:t>
-      </w:r>
-      <w:r>
-        <w:rPr>
-          <w:rFonts w:ascii=".AppleSystemUIFontMonospaced" w:hAnsi=".AppleSystemUIFontMonospaced" w:cs=".AppleSystemUIFontMonospaced"/>
-          <w:sz w:val="23"/>
-          <w:sz-cs w:val="23"/>
-          <w:spacing w:val="0"/>
-          <w:color w:val="151312"/>
-        </w:rPr>
-        <w:t xml:space="preserve">reviewer_type = agent</w:t>
-      </w:r>
-      <w:r>
-        <w:rPr>
-          <w:rFonts w:ascii="Helvetica" w:hAnsi="Helvetica" w:cs="Helvetica"/>
-          <w:sz w:val="25"/>
-          <w:sz-cs w:val="25"/>
-          <w:spacing w:val="0"/>
-          <w:color w:val="151312"/>
-        </w:rPr>
-        <w:t xml:space="preserve"> and </w:t>
-      </w:r>
-      <w:r>
-        <w:rPr>
-          <w:rFonts w:ascii=".AppleSystemUIFontMonospaced" w:hAnsi=".AppleSystemUIFontMonospaced" w:cs=".AppleSystemUIFontMonospaced"/>
-          <w:sz w:val="23"/>
-          <w:sz-cs w:val="23"/>
-          <w:spacing w:val="0"/>
-          <w:color w:val="151312"/>
-        </w:rPr>
-        <w:t xml:space="preserve">reviewer = llm:&lt;model&gt;</w:t>
+        <w:t xml:space="preserve">One row each time the ladder level changes, including a return to normal.</w:t>
+      </w:r>
+    </w:p>
+    <w:p>
+      <w:pPr>
+        <w:ind w:left="720" w:first-line="-720"/>
+      </w:pPr>
+      <w:r>
+        <w:rPr>
+          <w:rFonts w:ascii="Helvetica" w:hAnsi="Helvetica" w:cs="Helvetica"/>
+          <w:sz w:val="25"/>
+          <w:sz-cs w:val="25"/>
+          <w:b/>
+          <w:color w:val="151312"/>
+        </w:rPr>
+        <w:t xml:space="preserve"/>
+        <w:tab/>
+        <w:t xml:space="preserve">•</w:t>
+        <w:tab/>
+        <w:t xml:space="preserve"/>
+      </w:r>
+      <w:r>
+        <w:rPr>
+          <w:rFonts w:ascii="Helvetica" w:hAnsi="Helvetica" w:cs="Helvetica"/>
+          <w:sz w:val="25"/>
+          <w:sz-cs w:val="25"/>
+          <w:b/>
+          <w:spacing w:val="0"/>
+          <w:color w:val="151312"/>
+        </w:rPr>
+        <w:t xml:space="preserve">Written by:</w:t>
+      </w:r>
+      <w:r>
+        <w:rPr>
+          <w:rFonts w:ascii="Helvetica" w:hAnsi="Helvetica" w:cs="Helvetica"/>
+          <w:sz w:val="25"/>
+          <w:sz-cs w:val="25"/>
+          <w:spacing w:val="0"/>
+          <w:color w:val="151312"/>
+        </w:rPr>
+        <w:t xml:space="preserve"> </w:t>
+      </w:r>
+      <w:r>
+        <w:rPr>
+          <w:rFonts w:ascii=".AppleSystemUIFontMonospaced" w:hAnsi=".AppleSystemUIFontMonospaced" w:cs=".AppleSystemUIFontMonospaced"/>
+          <w:sz w:val="23"/>
+          <w:sz-cs w:val="23"/>
+          <w:spacing w:val="0"/>
+          <w:color w:val="151312"/>
+        </w:rPr>
+        <w:t xml:space="preserve">backend/app/live/drawdown.py</w:t>
+      </w:r>
+      <w:r>
+        <w:rPr>
+          <w:rFonts w:ascii="Helvetica" w:hAnsi="Helvetica" w:cs="Helvetica"/>
+          <w:sz w:val="25"/>
+          <w:sz-cs w:val="25"/>
+          <w:spacing w:val="0"/>
+          <w:color w:val="151312"/>
+        </w:rPr>
+        <w:t xml:space="preserve"> from the crew tick.</w:t>
+      </w:r>
+    </w:p>
+    <w:p>
+      <w:pPr>
+        <w:ind w:left="720" w:first-line="-720"/>
+      </w:pPr>
+      <w:r>
+        <w:rPr>
+          <w:rFonts w:ascii="Helvetica" w:hAnsi="Helvetica" w:cs="Helvetica"/>
+          <w:sz w:val="25"/>
+          <w:sz-cs w:val="25"/>
+          <w:b/>
+          <w:color w:val="151312"/>
+        </w:rPr>
+        <w:t xml:space="preserve"/>
+        <w:tab/>
+        <w:t xml:space="preserve">•</w:t>
+        <w:tab/>
+        <w:t xml:space="preserve"/>
+      </w:r>
+      <w:r>
+        <w:rPr>
+          <w:rFonts w:ascii="Helvetica" w:hAnsi="Helvetica" w:cs="Helvetica"/>
+          <w:sz w:val="25"/>
+          <w:sz-cs w:val="25"/>
+          <w:b/>
+          <w:spacing w:val="0"/>
+          <w:color w:val="151312"/>
+        </w:rPr>
+        <w:t xml:space="preserve">Read by:</w:t>
+      </w:r>
+      <w:r>
+        <w:rPr>
+          <w:rFonts w:ascii="Helvetica" w:hAnsi="Helvetica" w:cs="Helvetica"/>
+          <w:sz w:val="25"/>
+          <w:sz-cs w:val="25"/>
+          <w:spacing w:val="0"/>
+          <w:color w:val="151312"/>
+        </w:rPr>
+        <w:t xml:space="preserve"> </w:t>
+      </w:r>
+      <w:r>
+        <w:rPr>
+          <w:rFonts w:ascii=".AppleSystemUIFontMonospaced" w:hAnsi=".AppleSystemUIFontMonospaced" w:cs=".AppleSystemUIFontMonospaced"/>
+          <w:sz w:val="23"/>
+          <w:sz-cs w:val="23"/>
+          <w:spacing w:val="0"/>
+          <w:color w:val="151312"/>
+        </w:rPr>
+        <w:t xml:space="preserve">GET /api/live/deployments/{id}/drawdown</w:t>
       </w:r>
       <w:r>
         <w:rPr>
@@ -6984,126 +7286,6 @@
           <w:color w:val="151312"/>
         </w:rPr>
         <w:t xml:space="preserve">.</w:t>
-      </w:r>
-    </w:p>
-    <w:p>
-      <w:pPr>
-        <w:ind w:left="720" w:first-line="-720"/>
-      </w:pPr>
-      <w:r>
-        <w:rPr>
-          <w:rFonts w:ascii="Helvetica" w:hAnsi="Helvetica" w:cs="Helvetica"/>
-          <w:sz w:val="25"/>
-          <w:sz-cs w:val="25"/>
-          <w:b/>
-          <w:color w:val="151312"/>
-        </w:rPr>
-        <w:t xml:space="preserve"/>
-        <w:tab/>
-        <w:t xml:space="preserve">•</w:t>
-        <w:tab/>
-        <w:t xml:space="preserve"/>
-      </w:r>
-      <w:r>
-        <w:rPr>
-          <w:rFonts w:ascii="Helvetica" w:hAnsi="Helvetica" w:cs="Helvetica"/>
-          <w:sz w:val="25"/>
-          <w:sz-cs w:val="25"/>
-          <w:b/>
-          <w:spacing w:val="0"/>
-          <w:color w:val="151312"/>
-        </w:rPr>
-        <w:t xml:space="preserve">Written by:</w:t>
-      </w:r>
-      <w:r>
-        <w:rPr>
-          <w:rFonts w:ascii="Helvetica" w:hAnsi="Helvetica" w:cs="Helvetica"/>
-          <w:sz w:val="25"/>
-          <w:sz-cs w:val="25"/>
-          <w:spacing w:val="0"/>
-          <w:color w:val="151312"/>
-        </w:rPr>
-        <w:t xml:space="preserve"> </w:t>
-      </w:r>
-      <w:r>
-        <w:rPr>
-          <w:rFonts w:ascii=".AppleSystemUIFontMonospaced" w:hAnsi=".AppleSystemUIFontMonospaced" w:cs=".AppleSystemUIFontMonospaced"/>
-          <w:sz w:val="23"/>
-          <w:sz-cs w:val="23"/>
-          <w:spacing w:val="0"/>
-          <w:color w:val="151312"/>
-        </w:rPr>
-        <w:t xml:space="preserve">POST /api/trades/live/{trade_id}/reviews</w:t>
-      </w:r>
-      <w:r>
-        <w:rPr>
-          <w:rFonts w:ascii="Helvetica" w:hAnsi="Helvetica" w:cs="Helvetica"/>
-          <w:sz w:val="25"/>
-          <w:sz-cs w:val="25"/>
-          <w:spacing w:val="0"/>
-          <w:color w:val="151312"/>
-        </w:rPr>
-        <w:t xml:space="preserve"> and the crew lesson writer.</w:t>
-      </w:r>
-    </w:p>
-    <w:p>
-      <w:pPr>
-        <w:ind w:left="720" w:first-line="-720"/>
-      </w:pPr>
-      <w:r>
-        <w:rPr>
-          <w:rFonts w:ascii="Helvetica" w:hAnsi="Helvetica" w:cs="Helvetica"/>
-          <w:sz w:val="25"/>
-          <w:sz-cs w:val="25"/>
-          <w:b/>
-          <w:color w:val="151312"/>
-        </w:rPr>
-        <w:t xml:space="preserve"/>
-        <w:tab/>
-        <w:t xml:space="preserve">•</w:t>
-        <w:tab/>
-        <w:t xml:space="preserve"/>
-      </w:r>
-      <w:r>
-        <w:rPr>
-          <w:rFonts w:ascii="Helvetica" w:hAnsi="Helvetica" w:cs="Helvetica"/>
-          <w:sz w:val="25"/>
-          <w:sz-cs w:val="25"/>
-          <w:b/>
-          <w:spacing w:val="0"/>
-          <w:color w:val="151312"/>
-        </w:rPr>
-        <w:t xml:space="preserve">Read by:</w:t>
-      </w:r>
-      <w:r>
-        <w:rPr>
-          <w:rFonts w:ascii="Helvetica" w:hAnsi="Helvetica" w:cs="Helvetica"/>
-          <w:sz w:val="25"/>
-          <w:sz-cs w:val="25"/>
-          <w:spacing w:val="0"/>
-          <w:color w:val="151312"/>
-        </w:rPr>
-        <w:t xml:space="preserve"> review history and later opinions (</w:t>
-      </w:r>
-      <w:r>
-        <w:rPr>
-          <w:rFonts w:ascii=".AppleSystemUIFontMonospaced" w:hAnsi=".AppleSystemUIFontMonospaced" w:cs=".AppleSystemUIFontMonospaced"/>
-          <w:sz w:val="23"/>
-          <w:sz-cs w:val="23"/>
-          <w:spacing w:val="0"/>
-          <w:color w:val="151312"/>
-        </w:rPr>
-        <w:t xml:space="preserve">lesson_review_ids</w:t>
-      </w:r>
-      <w:r>
-        <w:rPr>
-          <w:rFonts w:ascii="Helvetica" w:hAnsi="Helvetica" w:cs="Helvetica"/>
-          <w:sz w:val="25"/>
-          <w:sz-cs w:val="25"/>
-          <w:spacing w:val="0"/>
-          <w:color w:val="151312"/>
-        </w:rPr>
-        <w:t xml:space="preserve">).</w:t>
       </w:r>
     </w:p>
     <w:p>
@@ -7119,7 +7301,7 @@
           <w:spacing w:val="0"/>
           <w:color w:val="151312"/>
         </w:rPr>
-        <w:t xml:space="preserve">live_audit_events</w:t>
+        <w:t xml:space="preserve">live_trade_reviews</w:t>
       </w:r>
     </w:p>
     <w:p>
@@ -7134,7 +7316,67 @@
           <w:spacing w:val="0"/>
           <w:color w:val="151312"/>
         </w:rPr>
-        <w:t xml:space="preserve">The live database's own hash chain, including credential fingerprints and approval details. Values of secrets are not stored.</w:t>
+        <w:t xml:space="preserve">Same review shape as </w:t>
+      </w:r>
+      <w:r>
+        <w:rPr>
+          <w:rFonts w:ascii=".AppleSystemUIFontMonospaced" w:hAnsi=".AppleSystemUIFontMonospaced" w:cs=".AppleSystemUIFontMonospaced"/>
+          <w:sz w:val="23"/>
+          <w:sz-cs w:val="23"/>
+          <w:spacing w:val="0"/>
+          <w:color w:val="151312"/>
+        </w:rPr>
+        <w:t xml:space="preserve">trade_reviews</w:t>
+      </w:r>
+      <w:r>
+        <w:rPr>
+          <w:rFonts w:ascii="Helvetica" w:hAnsi="Helvetica" w:cs="Helvetica"/>
+          <w:sz w:val="25"/>
+          <w:sz-cs w:val="25"/>
+          <w:spacing w:val="0"/>
+          <w:color w:val="151312"/>
+        </w:rPr>
+        <w:t xml:space="preserve">, for live trades. LLM lessons use </w:t>
+      </w:r>
+      <w:r>
+        <w:rPr>
+          <w:rFonts w:ascii=".AppleSystemUIFontMonospaced" w:hAnsi=".AppleSystemUIFontMonospaced" w:cs=".AppleSystemUIFontMonospaced"/>
+          <w:sz w:val="23"/>
+          <w:sz-cs w:val="23"/>
+          <w:spacing w:val="0"/>
+          <w:color w:val="151312"/>
+        </w:rPr>
+        <w:t xml:space="preserve">reviewer_type = agent</w:t>
+      </w:r>
+      <w:r>
+        <w:rPr>
+          <w:rFonts w:ascii="Helvetica" w:hAnsi="Helvetica" w:cs="Helvetica"/>
+          <w:sz w:val="25"/>
+          <w:sz-cs w:val="25"/>
+          <w:spacing w:val="0"/>
+          <w:color w:val="151312"/>
+        </w:rPr>
+        <w:t xml:space="preserve"> and </w:t>
+      </w:r>
+      <w:r>
+        <w:rPr>
+          <w:rFonts w:ascii=".AppleSystemUIFontMonospaced" w:hAnsi=".AppleSystemUIFontMonospaced" w:cs=".AppleSystemUIFontMonospaced"/>
+          <w:sz w:val="23"/>
+          <w:sz-cs w:val="23"/>
+          <w:spacing w:val="0"/>
+          <w:color w:val="151312"/>
+        </w:rPr>
+        <w:t xml:space="preserve">reviewer = llm:&lt;model&gt;</w:t>
+      </w:r>
+      <w:r>
+        <w:rPr>
+          <w:rFonts w:ascii="Helvetica" w:hAnsi="Helvetica" w:cs="Helvetica"/>
+          <w:sz w:val="25"/>
+          <w:sz-cs w:val="25"/>
+          <w:spacing w:val="0"/>
+          <w:color w:val="151312"/>
+        </w:rPr>
+        <w:t xml:space="preserve">.</w:t>
       </w:r>
     </w:p>
     <w:p>
@@ -7184,17 +7426,17 @@
           <w:spacing w:val="0"/>
           <w:color w:val="151312"/>
         </w:rPr>
-        <w:t xml:space="preserve">LiveStore</w:t>
-      </w:r>
-      <w:r>
-        <w:rPr>
-          <w:rFonts w:ascii="Helvetica" w:hAnsi="Helvetica" w:cs="Helvetica"/>
-          <w:sz w:val="25"/>
-          <w:sz-cs w:val="25"/>
-          <w:spacing w:val="0"/>
-          <w:color w:val="151312"/>
-        </w:rPr>
-        <w:t xml:space="preserve">.</w:t>
+        <w:t xml:space="preserve">POST /api/trades/live/{trade_id}/reviews</w:t>
+      </w:r>
+      <w:r>
+        <w:rPr>
+          <w:rFonts w:ascii="Helvetica" w:hAnsi="Helvetica" w:cs="Helvetica"/>
+          <w:sz w:val="25"/>
+          <w:sz-cs w:val="25"/>
+          <w:spacing w:val="0"/>
+          <w:color w:val="151312"/>
+        </w:rPr>
+        <w:t xml:space="preserve"> and the crew lesson writer.</w:t>
       </w:r>
     </w:p>
     <w:p>
@@ -7234,47 +7476,27 @@
           <w:spacing w:val="0"/>
           <w:color w:val="151312"/>
         </w:rPr>
-        <w:t xml:space="preserve"> </w:t>
-      </w:r>
-      <w:r>
-        <w:rPr>
-          <w:rFonts w:ascii=".AppleSystemUIFontMonospaced" w:hAnsi=".AppleSystemUIFontMonospaced" w:cs=".AppleSystemUIFontMonospaced"/>
-          <w:sz w:val="23"/>
-          <w:sz-cs w:val="23"/>
-          <w:spacing w:val="0"/>
-          <w:color w:val="151312"/>
-        </w:rPr>
-        <w:t xml:space="preserve">GET /api/live/audit</w:t>
-      </w:r>
-      <w:r>
-        <w:rPr>
-          <w:rFonts w:ascii="Helvetica" w:hAnsi="Helvetica" w:cs="Helvetica"/>
-          <w:sz w:val="25"/>
-          <w:sz-cs w:val="25"/>
-          <w:spacing w:val="0"/>
-          <w:color w:val="151312"/>
-        </w:rPr>
-        <w:t xml:space="preserve"> and </w:t>
-      </w:r>
-      <w:r>
-        <w:rPr>
-          <w:rFonts w:ascii=".AppleSystemUIFontMonospaced" w:hAnsi=".AppleSystemUIFontMonospaced" w:cs=".AppleSystemUIFontMonospaced"/>
-          <w:sz w:val="23"/>
-          <w:sz-cs w:val="23"/>
-          <w:spacing w:val="0"/>
-          <w:color w:val="151312"/>
-        </w:rPr>
-        <w:t xml:space="preserve">/verify</w:t>
-      </w:r>
-      <w:r>
-        <w:rPr>
-          <w:rFonts w:ascii="Helvetica" w:hAnsi="Helvetica" w:cs="Helvetica"/>
-          <w:sz w:val="25"/>
-          <w:sz-cs w:val="25"/>
-          <w:spacing w:val="0"/>
-          <w:color w:val="151312"/>
-        </w:rPr>
-        <w:t xml:space="preserve">.</w:t>
+        <w:t xml:space="preserve"> review history and later opinions (</w:t>
+      </w:r>
+      <w:r>
+        <w:rPr>
+          <w:rFonts w:ascii=".AppleSystemUIFontMonospaced" w:hAnsi=".AppleSystemUIFontMonospaced" w:cs=".AppleSystemUIFontMonospaced"/>
+          <w:sz w:val="23"/>
+          <w:sz-cs w:val="23"/>
+          <w:spacing w:val="0"/>
+          <w:color w:val="151312"/>
+        </w:rPr>
+        <w:t xml:space="preserve">lesson_review_ids</w:t>
+      </w:r>
+      <w:r>
+        <w:rPr>
+          <w:rFonts w:ascii="Helvetica" w:hAnsi="Helvetica" w:cs="Helvetica"/>
+          <w:sz w:val="25"/>
+          <w:sz-cs w:val="25"/>
+          <w:spacing w:val="0"/>
+          <w:color w:val="151312"/>
+        </w:rPr>
+        <w:t xml:space="preserve">).</w:t>
       </w:r>
     </w:p>
     <w:p>
@@ -7290,7 +7512,7 @@
           <w:spacing w:val="0"/>
           <w:color w:val="151312"/>
         </w:rPr>
-        <w:t xml:space="preserve">trade_opinions</w:t>
+        <w:t xml:space="preserve">live_audit_events</w:t>
       </w:r>
     </w:p>
     <w:p>
@@ -7305,17 +7527,117 @@
           <w:spacing w:val="0"/>
           <w:color w:val="151312"/>
         </w:rPr>
-        <w:t xml:space="preserve">Stored for </w:t>
-      </w:r>
-      <w:r>
-        <w:rPr>
-          <w:rFonts w:ascii=".AppleSystemUIFontMonospaced" w:hAnsi=".AppleSystemUIFontMonospaced" w:cs=".AppleSystemUIFontMonospaced"/>
-          <w:sz w:val="23"/>
-          <w:sz-cs w:val="23"/>
-          <w:spacing w:val="0"/>
-          <w:color w:val="151312"/>
-        </w:rPr>
-        <w:t xml:space="preserve">shadow</w:t>
+        <w:t xml:space="preserve">The live database's own hash chain, including credential fingerprints and approval details. Values of secrets are not stored.</w:t>
+      </w:r>
+    </w:p>
+    <w:p>
+      <w:pPr>
+        <w:ind w:left="720" w:first-line="-720"/>
+      </w:pPr>
+      <w:r>
+        <w:rPr>
+          <w:rFonts w:ascii="Helvetica" w:hAnsi="Helvetica" w:cs="Helvetica"/>
+          <w:sz w:val="25"/>
+          <w:sz-cs w:val="25"/>
+          <w:b/>
+          <w:color w:val="151312"/>
+        </w:rPr>
+        <w:t xml:space="preserve"/>
+        <w:tab/>
+        <w:t xml:space="preserve">•</w:t>
+        <w:tab/>
+        <w:t xml:space="preserve"/>
+      </w:r>
+      <w:r>
+        <w:rPr>
+          <w:rFonts w:ascii="Helvetica" w:hAnsi="Helvetica" w:cs="Helvetica"/>
+          <w:sz w:val="25"/>
+          <w:sz-cs w:val="25"/>
+          <w:b/>
+          <w:spacing w:val="0"/>
+          <w:color w:val="151312"/>
+        </w:rPr>
+        <w:t xml:space="preserve">Written by:</w:t>
+      </w:r>
+      <w:r>
+        <w:rPr>
+          <w:rFonts w:ascii="Helvetica" w:hAnsi="Helvetica" w:cs="Helvetica"/>
+          <w:sz w:val="25"/>
+          <w:sz-cs w:val="25"/>
+          <w:spacing w:val="0"/>
+          <w:color w:val="151312"/>
+        </w:rPr>
+        <w:t xml:space="preserve"> </w:t>
+      </w:r>
+      <w:r>
+        <w:rPr>
+          <w:rFonts w:ascii=".AppleSystemUIFontMonospaced" w:hAnsi=".AppleSystemUIFontMonospaced" w:cs=".AppleSystemUIFontMonospaced"/>
+          <w:sz w:val="23"/>
+          <w:sz-cs w:val="23"/>
+          <w:spacing w:val="0"/>
+          <w:color w:val="151312"/>
+        </w:rPr>
+        <w:t xml:space="preserve">LiveStore</w:t>
+      </w:r>
+      <w:r>
+        <w:rPr>
+          <w:rFonts w:ascii="Helvetica" w:hAnsi="Helvetica" w:cs="Helvetica"/>
+          <w:sz w:val="25"/>
+          <w:sz-cs w:val="25"/>
+          <w:spacing w:val="0"/>
+          <w:color w:val="151312"/>
+        </w:rPr>
+        <w:t xml:space="preserve">.</w:t>
+      </w:r>
+    </w:p>
+    <w:p>
+      <w:pPr>
+        <w:ind w:left="720" w:first-line="-720"/>
+      </w:pPr>
+      <w:r>
+        <w:rPr>
+          <w:rFonts w:ascii="Helvetica" w:hAnsi="Helvetica" w:cs="Helvetica"/>
+          <w:sz w:val="25"/>
+          <w:sz-cs w:val="25"/>
+          <w:b/>
+          <w:color w:val="151312"/>
+        </w:rPr>
+        <w:t xml:space="preserve"/>
+        <w:tab/>
+        <w:t xml:space="preserve">•</w:t>
+        <w:tab/>
+        <w:t xml:space="preserve"/>
+      </w:r>
+      <w:r>
+        <w:rPr>
+          <w:rFonts w:ascii="Helvetica" w:hAnsi="Helvetica" w:cs="Helvetica"/>
+          <w:sz w:val="25"/>
+          <w:sz-cs w:val="25"/>
+          <w:b/>
+          <w:spacing w:val="0"/>
+          <w:color w:val="151312"/>
+        </w:rPr>
+        <w:t xml:space="preserve">Read by:</w:t>
+      </w:r>
+      <w:r>
+        <w:rPr>
+          <w:rFonts w:ascii="Helvetica" w:hAnsi="Helvetica" w:cs="Helvetica"/>
+          <w:sz w:val="25"/>
+          <w:sz-cs w:val="25"/>
+          <w:spacing w:val="0"/>
+          <w:color w:val="151312"/>
+        </w:rPr>
+        <w:t xml:space="preserve"> </w:t>
+      </w:r>
+      <w:r>
+        <w:rPr>
+          <w:rFonts w:ascii=".AppleSystemUIFontMonospaced" w:hAnsi=".AppleSystemUIFontMonospaced" w:cs=".AppleSystemUIFontMonospaced"/>
+          <w:sz w:val="23"/>
+          <w:sz-cs w:val="23"/>
+          <w:spacing w:val="0"/>
+          <w:color w:val="151312"/>
+        </w:rPr>
+        <w:t xml:space="preserve">GET /api/live/audit</w:t>
       </w:r>
       <w:r>
         <w:rPr>
@@ -7335,87 +7657,7 @@
           <w:spacing w:val="0"/>
           <w:color w:val="151312"/>
         </w:rPr>
-        <w:t xml:space="preserve">veto</w:t>
-      </w:r>
-      <w:r>
-        <w:rPr>
-          <w:rFonts w:ascii="Helvetica" w:hAnsi="Helvetica" w:cs="Helvetica"/>
-          <w:sz w:val="25"/>
-          <w:sz-cs w:val="25"/>
-          <w:spacing w:val="0"/>
-          <w:color w:val="151312"/>
-        </w:rPr>
-        <w:t xml:space="preserve">. </w:t>
-      </w:r>
-      <w:r>
-        <w:rPr>
-          <w:rFonts w:ascii=".AppleSystemUIFontMonospaced" w:hAnsi=".AppleSystemUIFontMonospaced" w:cs=".AppleSystemUIFontMonospaced"/>
-          <w:sz w:val="23"/>
-          <w:sz-cs w:val="23"/>
-          <w:spacing w:val="0"/>
-          <w:color w:val="151312"/>
-        </w:rPr>
-        <w:t xml:space="preserve">applied</w:t>
-      </w:r>
-      <w:r>
-        <w:rPr>
-          <w:rFonts w:ascii="Helvetica" w:hAnsi="Helvetica" w:cs="Helvetica"/>
-          <w:sz w:val="25"/>
-          <w:sz-cs w:val="25"/>
-          <w:spacing w:val="0"/>
-          <w:color w:val="151312"/>
-        </w:rPr>
-        <w:t xml:space="preserve"> is true only when the opinion changed the lots that were sent. Errors are stored and the rules stand.</w:t>
-      </w:r>
-    </w:p>
-    <w:p>
-      <w:pPr>
-        <w:ind w:left="720" w:first-line="-720"/>
-      </w:pPr>
-      <w:r>
-        <w:rPr>
-          <w:rFonts w:ascii="Helvetica" w:hAnsi="Helvetica" w:cs="Helvetica"/>
-          <w:sz w:val="25"/>
-          <w:sz-cs w:val="25"/>
-          <w:b/>
-          <w:color w:val="151312"/>
-        </w:rPr>
-        <w:t xml:space="preserve"/>
-        <w:tab/>
-        <w:t xml:space="preserve">•</w:t>
-        <w:tab/>
-        <w:t xml:space="preserve"/>
-      </w:r>
-      <w:r>
-        <w:rPr>
-          <w:rFonts w:ascii="Helvetica" w:hAnsi="Helvetica" w:cs="Helvetica"/>
-          <w:sz w:val="25"/>
-          <w:sz-cs w:val="25"/>
-          <w:b/>
-          <w:spacing w:val="0"/>
-          <w:color w:val="151312"/>
-        </w:rPr>
-        <w:t xml:space="preserve">Written by:</w:t>
-      </w:r>
-      <w:r>
-        <w:rPr>
-          <w:rFonts w:ascii="Helvetica" w:hAnsi="Helvetica" w:cs="Helvetica"/>
-          <w:sz w:val="25"/>
-          <w:sz-cs w:val="25"/>
-          <w:spacing w:val="0"/>
-          <w:color w:val="151312"/>
-        </w:rPr>
-        <w:t xml:space="preserve"> </w:t>
-      </w:r>
-      <w:r>
-        <w:rPr>
-          <w:rFonts w:ascii=".AppleSystemUIFontMonospaced" w:hAnsi=".AppleSystemUIFontMonospaced" w:cs=".AppleSystemUIFontMonospaced"/>
-          <w:sz w:val="23"/>
-          <w:sz-cs w:val="23"/>
-          <w:spacing w:val="0"/>
-          <w:color w:val="151312"/>
-        </w:rPr>
-        <w:t xml:space="preserve">backend/app/agents/trade_crew/opinion.py</w:t>
+        <w:t xml:space="preserve">/verify</w:t>
       </w:r>
       <w:r>
         <w:rPr>
@@ -7426,66 +7668,6 @@
           <w:color w:val="151312"/>
         </w:rPr>
         <w:t xml:space="preserve">.</w:t>
-      </w:r>
-    </w:p>
-    <w:p>
-      <w:pPr>
-        <w:ind w:left="720" w:first-line="-720"/>
-      </w:pPr>
-      <w:r>
-        <w:rPr>
-          <w:rFonts w:ascii="Helvetica" w:hAnsi="Helvetica" w:cs="Helvetica"/>
-          <w:sz w:val="25"/>
-          <w:sz-cs w:val="25"/>
-          <w:b/>
-          <w:color w:val="151312"/>
-        </w:rPr>
-        <w:t xml:space="preserve"/>
-        <w:tab/>
-        <w:t xml:space="preserve">•</w:t>
-        <w:tab/>
-        <w:t xml:space="preserve"/>
-      </w:r>
-      <w:r>
-        <w:rPr>
-          <w:rFonts w:ascii="Helvetica" w:hAnsi="Helvetica" w:cs="Helvetica"/>
-          <w:sz w:val="25"/>
-          <w:sz-cs w:val="25"/>
-          <w:b/>
-          <w:spacing w:val="0"/>
-          <w:color w:val="151312"/>
-        </w:rPr>
-        <w:t xml:space="preserve">Read by:</w:t>
-      </w:r>
-      <w:r>
-        <w:rPr>
-          <w:rFonts w:ascii="Helvetica" w:hAnsi="Helvetica" w:cs="Helvetica"/>
-          <w:sz w:val="25"/>
-          <w:sz-cs w:val="25"/>
-          <w:spacing w:val="0"/>
-          <w:color w:val="151312"/>
-        </w:rPr>
-        <w:t xml:space="preserve"> </w:t>
-      </w:r>
-      <w:r>
-        <w:rPr>
-          <w:rFonts w:ascii=".AppleSystemUIFontMonospaced" w:hAnsi=".AppleSystemUIFontMonospaced" w:cs=".AppleSystemUIFontMonospaced"/>
-          <w:sz w:val="23"/>
-          <w:sz-cs w:val="23"/>
-          <w:spacing w:val="0"/>
-          <w:color w:val="151312"/>
-        </w:rPr>
-        <w:t xml:space="preserve">GET /api/live/opinions</w:t>
-      </w:r>
-      <w:r>
-        <w:rPr>
-          <w:rFonts w:ascii="Helvetica" w:hAnsi="Helvetica" w:cs="Helvetica"/>
-          <w:sz w:val="25"/>
-          <w:sz-cs w:val="25"/>
-          <w:spacing w:val="0"/>
-          <w:color w:val="151312"/>
-        </w:rPr>
-        <w:t xml:space="preserve"> and the evaluation route.</w:t>
       </w:r>
     </w:p>
     <w:p>
@@ -7501,7 +7683,7 @@
           <w:spacing w:val="0"/>
           <w:color w:val="151312"/>
         </w:rPr>
-        <w:t xml:space="preserve">phantom_trades</w:t>
+        <w:t xml:space="preserve">trade_opinions</w:t>
       </w:r>
     </w:p>
     <w:p>
@@ -7516,7 +7698,67 @@
           <w:spacing w:val="0"/>
           <w:color w:val="151312"/>
         </w:rPr>
-        <w:t xml:space="preserve">The lots a veto skipped or reduced, marked until the exit rule would have closed them. Written once, at exit.</w:t>
+        <w:t xml:space="preserve">Stored for </w:t>
+      </w:r>
+      <w:r>
+        <w:rPr>
+          <w:rFonts w:ascii=".AppleSystemUIFontMonospaced" w:hAnsi=".AppleSystemUIFontMonospaced" w:cs=".AppleSystemUIFontMonospaced"/>
+          <w:sz w:val="23"/>
+          <w:sz-cs w:val="23"/>
+          <w:spacing w:val="0"/>
+          <w:color w:val="151312"/>
+        </w:rPr>
+        <w:t xml:space="preserve">shadow</w:t>
+      </w:r>
+      <w:r>
+        <w:rPr>
+          <w:rFonts w:ascii="Helvetica" w:hAnsi="Helvetica" w:cs="Helvetica"/>
+          <w:sz w:val="25"/>
+          <w:sz-cs w:val="25"/>
+          <w:spacing w:val="0"/>
+          <w:color w:val="151312"/>
+        </w:rPr>
+        <w:t xml:space="preserve"> and </w:t>
+      </w:r>
+      <w:r>
+        <w:rPr>
+          <w:rFonts w:ascii=".AppleSystemUIFontMonospaced" w:hAnsi=".AppleSystemUIFontMonospaced" w:cs=".AppleSystemUIFontMonospaced"/>
+          <w:sz w:val="23"/>
+          <w:sz-cs w:val="23"/>
+          <w:spacing w:val="0"/>
+          <w:color w:val="151312"/>
+        </w:rPr>
+        <w:t xml:space="preserve">veto</w:t>
+      </w:r>
+      <w:r>
+        <w:rPr>
+          <w:rFonts w:ascii="Helvetica" w:hAnsi="Helvetica" w:cs="Helvetica"/>
+          <w:sz w:val="25"/>
+          <w:sz-cs w:val="25"/>
+          <w:spacing w:val="0"/>
+          <w:color w:val="151312"/>
+        </w:rPr>
+        <w:t xml:space="preserve">. </w:t>
+      </w:r>
+      <w:r>
+        <w:rPr>
+          <w:rFonts w:ascii=".AppleSystemUIFontMonospaced" w:hAnsi=".AppleSystemUIFontMonospaced" w:cs=".AppleSystemUIFontMonospaced"/>
+          <w:sz w:val="23"/>
+          <w:sz-cs w:val="23"/>
+          <w:spacing w:val="0"/>
+          <w:color w:val="151312"/>
+        </w:rPr>
+        <w:t xml:space="preserve">applied</w:t>
+      </w:r>
+      <w:r>
+        <w:rPr>
+          <w:rFonts w:ascii="Helvetica" w:hAnsi="Helvetica" w:cs="Helvetica"/>
+          <w:sz w:val="25"/>
+          <w:sz-cs w:val="25"/>
+          <w:spacing w:val="0"/>
+          <w:color w:val="151312"/>
+        </w:rPr>
+        <w:t xml:space="preserve"> is true only when the opinion changed the lots that were sent. Errors are stored and the rules stand.</w:t>
       </w:r>
     </w:p>
     <w:p>
@@ -7556,7 +7798,27 @@
           <w:spacing w:val="0"/>
           <w:color w:val="151312"/>
         </w:rPr>
-        <w:t xml:space="preserve"> the crew when opinions are in veto.</w:t>
+        <w:t xml:space="preserve"> </w:t>
+      </w:r>
+      <w:r>
+        <w:rPr>
+          <w:rFonts w:ascii=".AppleSystemUIFontMonospaced" w:hAnsi=".AppleSystemUIFontMonospaced" w:cs=".AppleSystemUIFontMonospaced"/>
+          <w:sz w:val="23"/>
+          <w:sz-cs w:val="23"/>
+          <w:spacing w:val="0"/>
+          <w:color w:val="151312"/>
+        </w:rPr>
+        <w:t xml:space="preserve">backend/app/agents/trade_crew/opinion.py</w:t>
+      </w:r>
+      <w:r>
+        <w:rPr>
+          <w:rFonts w:ascii="Helvetica" w:hAnsi="Helvetica" w:cs="Helvetica"/>
+          <w:sz w:val="25"/>
+          <w:sz-cs w:val="25"/>
+          <w:spacing w:val="0"/>
+          <w:color w:val="151312"/>
+        </w:rPr>
+        <w:t xml:space="preserve">.</w:t>
       </w:r>
     </w:p>
     <w:p>
@@ -7606,17 +7868,17 @@
           <w:spacing w:val="0"/>
           <w:color w:val="151312"/>
         </w:rPr>
-        <w:t xml:space="preserve">GET /api/live/phantom-trades</w:t>
-      </w:r>
-      <w:r>
-        <w:rPr>
-          <w:rFonts w:ascii="Helvetica" w:hAnsi="Helvetica" w:cs="Helvetica"/>
-          <w:sz w:val="25"/>
-          <w:sz-cs w:val="25"/>
-          <w:spacing w:val="0"/>
-          <w:color w:val="151312"/>
-        </w:rPr>
-        <w:t xml:space="preserve"> and opinion evaluation.</w:t>
+        <w:t xml:space="preserve">GET /api/live/opinions</w:t>
+      </w:r>
+      <w:r>
+        <w:rPr>
+          <w:rFonts w:ascii="Helvetica" w:hAnsi="Helvetica" w:cs="Helvetica"/>
+          <w:sz w:val="25"/>
+          <w:sz-cs w:val="25"/>
+          <w:spacing w:val="0"/>
+          <w:color w:val="151312"/>
+        </w:rPr>
+        <w:t xml:space="preserve"> and the evaluation route.</w:t>
       </w:r>
     </w:p>
     <w:p>
@@ -7632,7 +7894,7 @@
           <w:spacing w:val="0"/>
           <w:color w:val="151312"/>
         </w:rPr>
-        <w:t xml:space="preserve">broker_credentials</w:t>
+        <w:t xml:space="preserve">phantom_trades</w:t>
       </w:r>
     </w:p>
     <w:p>
@@ -7647,27 +7909,7 @@
           <w:spacing w:val="0"/>
           <w:color w:val="151312"/>
         </w:rPr>
-        <w:t xml:space="preserve">Append-only secret store. The latest row for a field is the value. A revoked row drops that field so lookup continues to </w:t>
-      </w:r>
-      <w:r>
-        <w:rPr>
-          <w:rFonts w:ascii=".AppleSystemUIFontMonospaced" w:hAnsi=".AppleSystemUIFontMonospaced" w:cs=".AppleSystemUIFontMonospaced"/>
-          <w:sz w:val="23"/>
-          <w:sz-cs w:val="23"/>
-          <w:spacing w:val="0"/>
-          <w:color w:val="151312"/>
-        </w:rPr>
-        <w:t xml:space="preserve">BROKER_&lt;BROKER&gt;_&lt;FIELD&gt;</w:t>
-      </w:r>
-      <w:r>
-        <w:rPr>
-          <w:rFonts w:ascii="Helvetica" w:hAnsi="Helvetica" w:cs="Helvetica"/>
-          <w:sz w:val="25"/>
-          <w:sz-cs w:val="25"/>
-          <w:spacing w:val="0"/>
-          <w:color w:val="151312"/>
-        </w:rPr>
-        <w:t xml:space="preserve"> in the environment.</w:t>
+        <w:t xml:space="preserve">The lots a veto skipped or reduced, marked until the exit rule would have closed them. Written once, at exit.</w:t>
       </w:r>
     </w:p>
     <w:p>
@@ -7707,6 +7949,46 @@
           <w:spacing w:val="0"/>
           <w:color w:val="151312"/>
         </w:rPr>
+        <w:t xml:space="preserve"> the crew when opinions are in veto.</w:t>
+      </w:r>
+    </w:p>
+    <w:p>
+      <w:pPr>
+        <w:ind w:left="720" w:first-line="-720"/>
+      </w:pPr>
+      <w:r>
+        <w:rPr>
+          <w:rFonts w:ascii="Helvetica" w:hAnsi="Helvetica" w:cs="Helvetica"/>
+          <w:sz w:val="25"/>
+          <w:sz-cs w:val="25"/>
+          <w:b/>
+          <w:color w:val="151312"/>
+        </w:rPr>
+        <w:t xml:space="preserve"/>
+        <w:tab/>
+        <w:t xml:space="preserve">•</w:t>
+        <w:tab/>
+        <w:t xml:space="preserve"/>
+      </w:r>
+      <w:r>
+        <w:rPr>
+          <w:rFonts w:ascii="Helvetica" w:hAnsi="Helvetica" w:cs="Helvetica"/>
+          <w:sz w:val="25"/>
+          <w:sz-cs w:val="25"/>
+          <w:b/>
+          <w:spacing w:val="0"/>
+          <w:color w:val="151312"/>
+        </w:rPr>
+        <w:t xml:space="preserve">Read by:</w:t>
+      </w:r>
+      <w:r>
+        <w:rPr>
+          <w:rFonts w:ascii="Helvetica" w:hAnsi="Helvetica" w:cs="Helvetica"/>
+          <w:sz w:val="25"/>
+          <w:sz-cs w:val="25"/>
+          <w:spacing w:val="0"/>
+          <w:color w:val="151312"/>
+        </w:rPr>
         <w:t xml:space="preserve"> </w:t>
       </w:r>
       <w:r>
@@ -7717,77 +7999,17 @@
           <w:spacing w:val="0"/>
           <w:color w:val="151312"/>
         </w:rPr>
-        <w:t xml:space="preserve">PUT</w:t>
-      </w:r>
-      <w:r>
-        <w:rPr>
-          <w:rFonts w:ascii="Helvetica" w:hAnsi="Helvetica" w:cs="Helvetica"/>
-          <w:sz w:val="25"/>
-          <w:sz-cs w:val="25"/>
-          <w:spacing w:val="0"/>
-          <w:color w:val="151312"/>
-        </w:rPr>
-        <w:t xml:space="preserve"> and </w:t>
-      </w:r>
-      <w:r>
-        <w:rPr>
-          <w:rFonts w:ascii=".AppleSystemUIFontMonospaced" w:hAnsi=".AppleSystemUIFontMonospaced" w:cs=".AppleSystemUIFontMonospaced"/>
-          <w:sz w:val="23"/>
-          <w:sz-cs w:val="23"/>
-          <w:spacing w:val="0"/>
-          <w:color w:val="151312"/>
-        </w:rPr>
-        <w:t xml:space="preserve">DELETE /api/live/broker-accounts/{id}/credentials</w:t>
-      </w:r>
-      <w:r>
-        <w:rPr>
-          <w:rFonts w:ascii="Helvetica" w:hAnsi="Helvetica" w:cs="Helvetica"/>
-          <w:sz w:val="25"/>
-          <w:sz-cs w:val="25"/>
-          <w:spacing w:val="0"/>
-          <w:color w:val="151312"/>
-        </w:rPr>
-        <w:t xml:space="preserve">.</w:t>
-      </w:r>
-    </w:p>
-    <w:p>
-      <w:pPr>
-        <w:ind w:left="720" w:first-line="-720"/>
-      </w:pPr>
-      <w:r>
-        <w:rPr>
-          <w:rFonts w:ascii="Helvetica" w:hAnsi="Helvetica" w:cs="Helvetica"/>
-          <w:sz w:val="25"/>
-          <w:sz-cs w:val="25"/>
-          <w:b/>
-          <w:color w:val="151312"/>
-        </w:rPr>
-        <w:t xml:space="preserve"/>
-        <w:tab/>
-        <w:t xml:space="preserve">•</w:t>
-        <w:tab/>
-        <w:t xml:space="preserve"/>
-      </w:r>
-      <w:r>
-        <w:rPr>
-          <w:rFonts w:ascii="Helvetica" w:hAnsi="Helvetica" w:cs="Helvetica"/>
-          <w:sz w:val="25"/>
-          <w:sz-cs w:val="25"/>
-          <w:b/>
-          <w:spacing w:val="0"/>
-          <w:color w:val="151312"/>
-        </w:rPr>
-        <w:t xml:space="preserve">Read by:</w:t>
-      </w:r>
-      <w:r>
-        <w:rPr>
-          <w:rFonts w:ascii="Helvetica" w:hAnsi="Helvetica" w:cs="Helvetica"/>
-          <w:sz w:val="25"/>
-          <w:sz-cs w:val="25"/>
-          <w:spacing w:val="0"/>
-          <w:color w:val="151312"/>
-        </w:rPr>
-        <w:t xml:space="preserve"> adapter construction. The GET route returns field, source, fingerprint, and time. It does not return ciphertext.</w:t>
+        <w:t xml:space="preserve">GET /api/live/phantom-trades</w:t>
+      </w:r>
+      <w:r>
+        <w:rPr>
+          <w:rFonts w:ascii="Helvetica" w:hAnsi="Helvetica" w:cs="Helvetica"/>
+          <w:sz w:val="25"/>
+          <w:sz-cs w:val="25"/>
+          <w:spacing w:val="0"/>
+          <w:color w:val="151312"/>
+        </w:rPr>
+        <w:t xml:space="preserve"> and opinion evaluation.</w:t>
       </w:r>
     </w:p>
     <w:p>
@@ -7803,7 +8025,7 @@
           <w:spacing w:val="0"/>
           <w:color w:val="151312"/>
         </w:rPr>
-        <w:t xml:space="preserve">crew_heartbeats</w:t>
+        <w:t xml:space="preserve">broker_credentials</w:t>
       </w:r>
     </w:p>
     <w:p>
@@ -7818,7 +8040,27 @@
           <w:spacing w:val="0"/>
           <w:color w:val="151312"/>
         </w:rPr>
-        <w:t xml:space="preserve">One row per tick with feed, outcome, and pid.</w:t>
+        <w:t xml:space="preserve">Append-only secret store. The latest row for a field is the value. A revoked row drops that field so lookup continues to </w:t>
+      </w:r>
+      <w:r>
+        <w:rPr>
+          <w:rFonts w:ascii=".AppleSystemUIFontMonospaced" w:hAnsi=".AppleSystemUIFontMonospaced" w:cs=".AppleSystemUIFontMonospaced"/>
+          <w:sz w:val="23"/>
+          <w:sz-cs w:val="23"/>
+          <w:spacing w:val="0"/>
+          <w:color w:val="151312"/>
+        </w:rPr>
+        <w:t xml:space="preserve">BROKER_&lt;BROKER&gt;_&lt;FIELD&gt;</w:t>
+      </w:r>
+      <w:r>
+        <w:rPr>
+          <w:rFonts w:ascii="Helvetica" w:hAnsi="Helvetica" w:cs="Helvetica"/>
+          <w:sz w:val="25"/>
+          <w:sz-cs w:val="25"/>
+          <w:spacing w:val="0"/>
+          <w:color w:val="151312"/>
+        </w:rPr>
+        <w:t xml:space="preserve"> in the environment.</w:t>
       </w:r>
     </w:p>
     <w:p>
@@ -7858,7 +8100,47 @@
           <w:spacing w:val="0"/>
           <w:color w:val="151312"/>
         </w:rPr>
-        <w:t xml:space="preserve"> the crew at the end of a tick.</w:t>
+        <w:t xml:space="preserve"> </w:t>
+      </w:r>
+      <w:r>
+        <w:rPr>
+          <w:rFonts w:ascii=".AppleSystemUIFontMonospaced" w:hAnsi=".AppleSystemUIFontMonospaced" w:cs=".AppleSystemUIFontMonospaced"/>
+          <w:sz w:val="23"/>
+          <w:sz-cs w:val="23"/>
+          <w:spacing w:val="0"/>
+          <w:color w:val="151312"/>
+        </w:rPr>
+        <w:t xml:space="preserve">PUT</w:t>
+      </w:r>
+      <w:r>
+        <w:rPr>
+          <w:rFonts w:ascii="Helvetica" w:hAnsi="Helvetica" w:cs="Helvetica"/>
+          <w:sz w:val="25"/>
+          <w:sz-cs w:val="25"/>
+          <w:spacing w:val="0"/>
+          <w:color w:val="151312"/>
+        </w:rPr>
+        <w:t xml:space="preserve"> and </w:t>
+      </w:r>
+      <w:r>
+        <w:rPr>
+          <w:rFonts w:ascii=".AppleSystemUIFontMonospaced" w:hAnsi=".AppleSystemUIFontMonospaced" w:cs=".AppleSystemUIFontMonospaced"/>
+          <w:sz w:val="23"/>
+          <w:sz-cs w:val="23"/>
+          <w:spacing w:val="0"/>
+          <w:color w:val="151312"/>
+        </w:rPr>
+        <w:t xml:space="preserve">DELETE /api/live/broker-accounts/{id}/credentials</w:t>
+      </w:r>
+      <w:r>
+        <w:rPr>
+          <w:rFonts w:ascii="Helvetica" w:hAnsi="Helvetica" w:cs="Helvetica"/>
+          <w:sz w:val="25"/>
+          <w:sz-cs w:val="25"/>
+          <w:spacing w:val="0"/>
+          <w:color w:val="151312"/>
+        </w:rPr>
+        <w:t xml:space="preserve">.</w:t>
       </w:r>
     </w:p>
     <w:p>
@@ -7898,27 +8180,7 @@
           <w:spacing w:val="0"/>
           <w:color w:val="151312"/>
         </w:rPr>
-        <w:t xml:space="preserve"> deployment list (</w:t>
-      </w:r>
-      <w:r>
-        <w:rPr>
-          <w:rFonts w:ascii=".AppleSystemUIFontMonospaced" w:hAnsi=".AppleSystemUIFontMonospaced" w:cs=".AppleSystemUIFontMonospaced"/>
-          <w:sz w:val="23"/>
-          <w:sz-cs w:val="23"/>
-          <w:spacing w:val="0"/>
-          <w:color w:val="151312"/>
-        </w:rPr>
-        <w:t xml:space="preserve">crew_running</w:t>
-      </w:r>
-      <w:r>
-        <w:rPr>
-          <w:rFonts w:ascii="Helvetica" w:hAnsi="Helvetica" w:cs="Helvetica"/>
-          <w:sz w:val="25"/>
-          <w:sz-cs w:val="25"/>
-          <w:spacing w:val="0"/>
-          <w:color w:val="151312"/>
-        </w:rPr>
-        <w:t xml:space="preserve">) and the supervisor's missed-heartbeat alert.</w:t>
+        <w:t xml:space="preserve"> adapter construction. The GET route returns field, source, fingerprint, and time. It does not return ciphertext.</w:t>
       </w:r>
     </w:p>
     <w:p>
@@ -7934,7 +8196,7 @@
           <w:spacing w:val="0"/>
           <w:color w:val="151312"/>
         </w:rPr>
-        <w:t xml:space="preserve">index_bars, option_eod, import_files</w:t>
+        <w:t xml:space="preserve">crew_heartbeats</w:t>
       </w:r>
     </w:p>
     <w:p>
@@ -7949,27 +8211,7 @@
           <w:spacing w:val="0"/>
           <w:color w:val="151312"/>
         </w:rPr>
-        <w:t xml:space="preserve">NSE end-of-day import. </w:t>
-      </w:r>
-      <w:r>
-        <w:rPr>
-          <w:rFonts w:ascii=".AppleSystemUIFontMonospaced" w:hAnsi=".AppleSystemUIFontMonospaced" w:cs=".AppleSystemUIFontMonospaced"/>
-          <w:sz w:val="23"/>
-          <w:sz-cs w:val="23"/>
-          <w:spacing w:val="0"/>
-          <w:color w:val="151312"/>
-        </w:rPr>
-        <w:t xml:space="preserve">import_files</w:t>
-      </w:r>
-      <w:r>
-        <w:rPr>
-          <w:rFonts w:ascii="Helvetica" w:hAnsi="Helvetica" w:cs="Helvetica"/>
-          <w:sz w:val="25"/>
-          <w:sz-cs w:val="25"/>
-          <w:spacing w:val="0"/>
-          <w:color w:val="151312"/>
-        </w:rPr>
-        <w:t xml:space="preserve"> is how a re-run skips a file. Index highs and lows feed the liquidity-sweep entry fields. VIX closes feed IV rank and the odds gate.</w:t>
+        <w:t xml:space="preserve">One row per tick with feed, outcome, and pid.</w:t>
       </w:r>
     </w:p>
     <w:p>
@@ -8009,27 +8251,7 @@
           <w:spacing w:val="0"/>
           <w:color w:val="151312"/>
         </w:rPr>
-        <w:t xml:space="preserve"> </w:t>
-      </w:r>
-      <w:r>
-        <w:rPr>
-          <w:rFonts w:ascii=".AppleSystemUIFontMonospaced" w:hAnsi=".AppleSystemUIFontMonospaced" w:cs=".AppleSystemUIFontMonospaced"/>
-          <w:sz w:val="23"/>
-          <w:sz-cs w:val="23"/>
-          <w:spacing w:val="0"/>
-          <w:color w:val="151312"/>
-        </w:rPr>
-        <w:t xml:space="preserve">backend/scripts/import_nse_eod.py</w:t>
-      </w:r>
-      <w:r>
-        <w:rPr>
-          <w:rFonts w:ascii="Helvetica" w:hAnsi="Helvetica" w:cs="Helvetica"/>
-          <w:sz w:val="25"/>
-          <w:sz-cs w:val="25"/>
-          <w:spacing w:val="0"/>
-          <w:color w:val="151312"/>
-        </w:rPr>
-        <w:t xml:space="preserve">.</w:t>
+        <w:t xml:space="preserve"> the crew at the end of a tick.</w:t>
       </w:r>
     </w:p>
     <w:p>
@@ -8069,7 +8291,27 @@
           <w:spacing w:val="0"/>
           <w:color w:val="151312"/>
         </w:rPr>
-        <w:t xml:space="preserve"> the simulator, the policy backtest, and the broker feed's previous-day range.</w:t>
+        <w:t xml:space="preserve"> deployment list (</w:t>
+      </w:r>
+      <w:r>
+        <w:rPr>
+          <w:rFonts w:ascii=".AppleSystemUIFontMonospaced" w:hAnsi=".AppleSystemUIFontMonospaced" w:cs=".AppleSystemUIFontMonospaced"/>
+          <w:sz w:val="23"/>
+          <w:sz-cs w:val="23"/>
+          <w:spacing w:val="0"/>
+          <w:color w:val="151312"/>
+        </w:rPr>
+        <w:t xml:space="preserve">crew_running</w:t>
+      </w:r>
+      <w:r>
+        <w:rPr>
+          <w:rFonts w:ascii="Helvetica" w:hAnsi="Helvetica" w:cs="Helvetica"/>
+          <w:sz w:val="25"/>
+          <w:sz-cs w:val="25"/>
+          <w:spacing w:val="0"/>
+          <w:color w:val="151312"/>
+        </w:rPr>
+        <w:t xml:space="preserve">) and the supervisor's missed-heartbeat alert.</w:t>
       </w:r>
     </w:p>
     <w:p>
@@ -8085,7 +8327,7 @@
           <w:spacing w:val="0"/>
           <w:color w:val="151312"/>
         </w:rPr>
-        <w:t xml:space="preserve">market_events</w:t>
+        <w:t xml:space="preserve">index_bars, option_eod, import_files</w:t>
       </w:r>
     </w:p>
     <w:p>
@@ -8100,7 +8342,27 @@
           <w:spacing w:val="0"/>
           <w:color w:val="151312"/>
         </w:rPr>
-        <w:t xml:space="preserve">RBI, budget, FOMC, results, and optional board meetings.</w:t>
+        <w:t xml:space="preserve">NSE end-of-day import. </w:t>
+      </w:r>
+      <w:r>
+        <w:rPr>
+          <w:rFonts w:ascii=".AppleSystemUIFontMonospaced" w:hAnsi=".AppleSystemUIFontMonospaced" w:cs=".AppleSystemUIFontMonospaced"/>
+          <w:sz w:val="23"/>
+          <w:sz-cs w:val="23"/>
+          <w:spacing w:val="0"/>
+          <w:color w:val="151312"/>
+        </w:rPr>
+        <w:t xml:space="preserve">import_files</w:t>
+      </w:r>
+      <w:r>
+        <w:rPr>
+          <w:rFonts w:ascii="Helvetica" w:hAnsi="Helvetica" w:cs="Helvetica"/>
+          <w:sz w:val="25"/>
+          <w:sz-cs w:val="25"/>
+          <w:spacing w:val="0"/>
+          <w:color w:val="151312"/>
+        </w:rPr>
+        <w:t xml:space="preserve"> is how a re-run skips a file. Index highs and lows feed the liquidity-sweep entry fields. VIX closes feed IV rank and the odds gate.</w:t>
       </w:r>
     </w:p>
     <w:p>
@@ -8150,7 +8412,7 @@
           <w:spacing w:val="0"/>
           <w:color w:val="151312"/>
         </w:rPr>
-        <w:t xml:space="preserve">backend/scripts/import_events.py</w:t>
+        <w:t xml:space="preserve">backend/scripts/import_nse_eod.py</w:t>
       </w:r>
       <w:r>
         <w:rPr>
@@ -8200,7 +8462,7 @@
           <w:spacing w:val="0"/>
           <w:color w:val="151312"/>
         </w:rPr>
-        <w:t xml:space="preserve"> entry blackouts and policy event exits. An empty calendar fails closed when a blackout rule is set.</w:t>
+        <w:t xml:space="preserve"> the simulator, the policy backtest, and the broker feed's previous-day range.</w:t>
       </w:r>
     </w:p>
     <w:p>
@@ -8216,6 +8478,137 @@
           <w:spacing w:val="0"/>
           <w:color w:val="151312"/>
         </w:rPr>
+        <w:t xml:space="preserve">market_events</w:t>
+      </w:r>
+    </w:p>
+    <w:p>
+      <w:pPr>
+        <w:spacing w:after="250"/>
+      </w:pPr>
+      <w:r>
+        <w:rPr>
+          <w:rFonts w:ascii="Helvetica" w:hAnsi="Helvetica" w:cs="Helvetica"/>
+          <w:sz w:val="25"/>
+          <w:sz-cs w:val="25"/>
+          <w:spacing w:val="0"/>
+          <w:color w:val="151312"/>
+        </w:rPr>
+        <w:t xml:space="preserve">RBI, budget, FOMC, results, and optional board meetings.</w:t>
+      </w:r>
+    </w:p>
+    <w:p>
+      <w:pPr>
+        <w:ind w:left="720" w:first-line="-720"/>
+      </w:pPr>
+      <w:r>
+        <w:rPr>
+          <w:rFonts w:ascii="Helvetica" w:hAnsi="Helvetica" w:cs="Helvetica"/>
+          <w:sz w:val="25"/>
+          <w:sz-cs w:val="25"/>
+          <w:b/>
+          <w:color w:val="151312"/>
+        </w:rPr>
+        <w:t xml:space="preserve"/>
+        <w:tab/>
+        <w:t xml:space="preserve">•</w:t>
+        <w:tab/>
+        <w:t xml:space="preserve"/>
+      </w:r>
+      <w:r>
+        <w:rPr>
+          <w:rFonts w:ascii="Helvetica" w:hAnsi="Helvetica" w:cs="Helvetica"/>
+          <w:sz w:val="25"/>
+          <w:sz-cs w:val="25"/>
+          <w:b/>
+          <w:spacing w:val="0"/>
+          <w:color w:val="151312"/>
+        </w:rPr>
+        <w:t xml:space="preserve">Written by:</w:t>
+      </w:r>
+      <w:r>
+        <w:rPr>
+          <w:rFonts w:ascii="Helvetica" w:hAnsi="Helvetica" w:cs="Helvetica"/>
+          <w:sz w:val="25"/>
+          <w:sz-cs w:val="25"/>
+          <w:spacing w:val="0"/>
+          <w:color w:val="151312"/>
+        </w:rPr>
+        <w:t xml:space="preserve"> </w:t>
+      </w:r>
+      <w:r>
+        <w:rPr>
+          <w:rFonts w:ascii=".AppleSystemUIFontMonospaced" w:hAnsi=".AppleSystemUIFontMonospaced" w:cs=".AppleSystemUIFontMonospaced"/>
+          <w:sz w:val="23"/>
+          <w:sz-cs w:val="23"/>
+          <w:spacing w:val="0"/>
+          <w:color w:val="151312"/>
+        </w:rPr>
+        <w:t xml:space="preserve">backend/scripts/import_events.py</w:t>
+      </w:r>
+      <w:r>
+        <w:rPr>
+          <w:rFonts w:ascii="Helvetica" w:hAnsi="Helvetica" w:cs="Helvetica"/>
+          <w:sz w:val="25"/>
+          <w:sz-cs w:val="25"/>
+          <w:spacing w:val="0"/>
+          <w:color w:val="151312"/>
+        </w:rPr>
+        <w:t xml:space="preserve">.</w:t>
+      </w:r>
+    </w:p>
+    <w:p>
+      <w:pPr>
+        <w:ind w:left="720" w:first-line="-720"/>
+      </w:pPr>
+      <w:r>
+        <w:rPr>
+          <w:rFonts w:ascii="Helvetica" w:hAnsi="Helvetica" w:cs="Helvetica"/>
+          <w:sz w:val="25"/>
+          <w:sz-cs w:val="25"/>
+          <w:b/>
+          <w:color w:val="151312"/>
+        </w:rPr>
+        <w:t xml:space="preserve"/>
+        <w:tab/>
+        <w:t xml:space="preserve">•</w:t>
+        <w:tab/>
+        <w:t xml:space="preserve"/>
+      </w:r>
+      <w:r>
+        <w:rPr>
+          <w:rFonts w:ascii="Helvetica" w:hAnsi="Helvetica" w:cs="Helvetica"/>
+          <w:sz w:val="25"/>
+          <w:sz-cs w:val="25"/>
+          <w:b/>
+          <w:spacing w:val="0"/>
+          <w:color w:val="151312"/>
+        </w:rPr>
+        <w:t xml:space="preserve">Read by:</w:t>
+      </w:r>
+      <w:r>
+        <w:rPr>
+          <w:rFonts w:ascii="Helvetica" w:hAnsi="Helvetica" w:cs="Helvetica"/>
+          <w:sz w:val="25"/>
+          <w:sz-cs w:val="25"/>
+          <w:spacing w:val="0"/>
+          <w:color w:val="151312"/>
+        </w:rPr>
+        <w:t xml:space="preserve"> entry blackouts and policy event exits. An empty calendar fails closed when a blackout rule is set.</w:t>
+      </w:r>
+    </w:p>
+    <w:p>
+      <w:pPr>
+        <w:spacing w:after="280"/>
+      </w:pPr>
+      <w:r>
+        <w:rPr>
+          <w:rFonts w:ascii="Helvetica" w:hAnsi="Helvetica" w:cs="Helvetica"/>
+          <w:sz w:val="28"/>
+          <w:sz-cs w:val="28"/>
+          <w:b/>
+          <w:spacing w:val="0"/>
+          <w:color w:val="151312"/>
+        </w:rPr>
         <w:t xml:space="preserve">news_items</w:t>
       </w:r>
     </w:p>
@@ -8615,6 +9008,42 @@
           <w:spacing w:val="0"/>
           <w:color w:val="151312"/>
         </w:rPr>
+        <w:t xml:space="preserve">Manual paper trading</w:t>
+      </w:r>
+    </w:p>
+    <w:p>
+      <w:pPr/>
+      <w:r>
+        <w:rPr>
+          <w:rFonts w:ascii=".AppleSystemUIFontMonospaced" w:hAnsi=".AppleSystemUIFontMonospaced" w:cs=".AppleSystemUIFontMonospaced"/>
+          <w:sz w:val="23"/>
+          <w:sz-cs w:val="23"/>
+          <w:spacing w:val="0"/>
+          <w:color w:val="151312"/>
+        </w:rPr>
+        <w:t xml:space="preserve">paper_orders</w:t>
+      </w:r>
+      <w:r>
+        <w:rPr>
+          <w:rFonts w:ascii="Helvetica" w:hAnsi="Helvetica" w:cs="Helvetica"/>
+          <w:sz w:val="25"/>
+          <w:sz-cs w:val="25"/>
+          <w:spacing w:val="0"/>
+          <w:color w:val="151312"/>
+        </w:rPr>
+        <w:t xml:space="preserve"/>
+      </w:r>
+    </w:p>
+    <w:p>
+      <w:pPr/>
+      <w:r>
+        <w:rPr>
+          <w:rFonts w:ascii="Helvetica" w:hAnsi="Helvetica" w:cs="Helvetica"/>
+          <w:sz w:val="25"/>
+          <w:sz-cs w:val="25"/>
+          <w:spacing w:val="0"/>
+          <w:color w:val="151312"/>
+        </w:rPr>
         <w:t xml:space="preserve">Research audit</w:t>
       </w:r>
     </w:p>
@@ -9286,7 +9715,7 @@
           <w:spacing w:val="0"/>
           <w:color w:val="151312"/>
         </w:rPr>
-        <w:t xml:space="preserve">Ingest</w:t>
+        <w:t xml:space="preserve">Ingest or clarify</w:t>
       </w:r>
     </w:p>
     <w:p>
@@ -9340,6 +9769,62 @@
           <w:color w:val="151312"/>
         </w:rPr>
         <w:t xml:space="preserve">strategy_versions</w:t>
+      </w:r>
+      <w:r>
+        <w:rPr>
+          <w:rFonts w:ascii="Helvetica" w:hAnsi="Helvetica" w:cs="Helvetica"/>
+          <w:sz w:val="25"/>
+          <w:sz-cs w:val="25"/>
+          <w:spacing w:val="0"/>
+          <w:color w:val="151312"/>
+        </w:rPr>
+        <w:t xml:space="preserve">, </w:t>
+      </w:r>
+      <w:r>
+        <w:rPr>
+          <w:rFonts w:ascii=".AppleSystemUIFontMonospaced" w:hAnsi=".AppleSystemUIFontMonospaced" w:cs=".AppleSystemUIFontMonospaced"/>
+          <w:sz w:val="23"/>
+          <w:sz-cs w:val="23"/>
+          <w:spacing w:val="0"/>
+          <w:color w:val="151312"/>
+        </w:rPr>
+        <w:t xml:space="preserve">audit_events</w:t>
+      </w:r>
+      <w:r>
+        <w:rPr>
+          <w:rFonts w:ascii="Helvetica" w:hAnsi="Helvetica" w:cs="Helvetica"/>
+          <w:sz w:val="25"/>
+          <w:sz-cs w:val="25"/>
+          <w:spacing w:val="0"/>
+          <w:color w:val="151312"/>
+        </w:rPr>
+        <w:t xml:space="preserve"/>
+      </w:r>
+    </w:p>
+    <w:p>
+      <w:pPr/>
+      <w:r>
+        <w:rPr>
+          <w:rFonts w:ascii="Helvetica" w:hAnsi="Helvetica" w:cs="Helvetica"/>
+          <w:sz w:val="25"/>
+          <w:sz-cs w:val="25"/>
+          <w:spacing w:val="0"/>
+          <w:color w:val="151312"/>
+        </w:rPr>
+        <w:t xml:space="preserve">Manual paper order</w:t>
+      </w:r>
+    </w:p>
+    <w:p>
+      <w:pPr/>
+      <w:r>
+        <w:rPr>
+          <w:rFonts w:ascii=".AppleSystemUIFontMonospaced" w:hAnsi=".AppleSystemUIFontMonospaced" w:cs=".AppleSystemUIFontMonospaced"/>
+          <w:sz w:val="23"/>
+          <w:sz-cs w:val="23"/>
+          <w:spacing w:val="0"/>
+          <w:color w:val="151312"/>
+        </w:rPr>
+        <w:t xml:space="preserve">paper_orders</w:t>
       </w:r>
       <w:r>
         <w:rPr>
@@ -10287,7 +10772,27 @@
           <w:spacing w:val="0"/>
           <w:color w:val="151312"/>
         </w:rPr>
-        <w:t xml:space="preserve">. Improvements point at a strategy, a version, and optionally a report. Decisions point at an improvement and optionally a new version.</w:t>
+        <w:t xml:space="preserve">. Improvements point at a strategy, a version, and optionally a report. Decisions point at an improvement and optionally a new version. </w:t>
+      </w:r>
+      <w:r>
+        <w:rPr>
+          <w:rFonts w:ascii=".AppleSystemUIFontMonospaced" w:hAnsi=".AppleSystemUIFontMonospaced" w:cs=".AppleSystemUIFontMonospaced"/>
+          <w:sz w:val="23"/>
+          <w:sz-cs w:val="23"/>
+          <w:spacing w:val="0"/>
+          <w:color w:val="151312"/>
+        </w:rPr>
+        <w:t xml:space="preserve">paper_orders</w:t>
+      </w:r>
+      <w:r>
+        <w:rPr>
+          <w:rFonts w:ascii="Helvetica" w:hAnsi="Helvetica" w:cs="Helvetica"/>
+          <w:sz w:val="25"/>
+          <w:sz-cs w:val="25"/>
+          <w:spacing w:val="0"/>
+          <w:color w:val="151312"/>
+        </w:rPr>
+        <w:t xml:space="preserve"> optionally points at a strategy.</w:t>
       </w:r>
     </w:p>
     <w:p>
@@ -11427,7 +11932,7 @@
           <w:spacing w:val="0"/>
           <w:color w:val="151312"/>
         </w:rPr>
-        <w:t xml:space="preserve">Research append-only list matches the nine append-only research tables. </w:t>
+        <w:t xml:space="preserve">Research append-only list matches the ten append-only research tables. </w:t>
       </w:r>
       <w:r>
         <w:rPr>

--- a/DocumentsAndDiagrams/docx/DATABASE_TABLE_REFERENCE.docx
+++ b/DocumentsAndDiagrams/docx/DATABASE_TABLE_REFERENCE.docx
@@ -909,6 +909,68 @@
           <w:spacing w:val="0"/>
           <w:color w:val="151312"/>
         </w:rPr>
+        <w:t xml:space="preserve">notifications</w:t>
+      </w:r>
+      <w:r>
+        <w:rPr>
+          <w:rFonts w:ascii="Helvetica" w:hAnsi="Helvetica" w:cs="Helvetica"/>
+          <w:sz w:val="25"/>
+          <w:sz-cs w:val="25"/>
+          <w:spacing w:val="0"/>
+          <w:color w:val="151312"/>
+        </w:rPr>
+        <w:t xml:space="preserve"/>
+      </w:r>
+    </w:p>
+    <w:p>
+      <w:pPr/>
+      <w:r>
+        <w:rPr>
+          <w:rFonts w:ascii="Helvetica" w:hAnsi="Helvetica" w:cs="Helvetica"/>
+          <w:sz w:val="25"/>
+          <w:sz-cs w:val="25"/>
+          <w:spacing w:val="0"/>
+          <w:color w:val="151312"/>
+        </w:rPr>
+        <w:t xml:space="preserve">Research</w:t>
+      </w:r>
+    </w:p>
+    <w:p>
+      <w:pPr/>
+      <w:r>
+        <w:rPr>
+          <w:rFonts w:ascii="Helvetica" w:hAnsi="Helvetica" w:cs="Helvetica"/>
+          <w:sz w:val="25"/>
+          <w:sz-cs w:val="25"/>
+          <w:spacing w:val="0"/>
+          <w:color w:val="151312"/>
+        </w:rPr>
+        <w:t xml:space="preserve">Alerts and notifications log for audit and reassessment</w:t>
+      </w:r>
+    </w:p>
+    <w:p>
+      <w:pPr/>
+      <w:r>
+        <w:rPr>
+          <w:rFonts w:ascii="Helvetica" w:hAnsi="Helvetica" w:cs="Helvetica"/>
+          <w:sz w:val="25"/>
+          <w:sz-cs w:val="25"/>
+          <w:spacing w:val="0"/>
+          <w:color w:val="151312"/>
+        </w:rPr>
+        <w:t xml:space="preserve">Alerts / Inbox</w:t>
+      </w:r>
+    </w:p>
+    <w:p>
+      <w:pPr/>
+      <w:r>
+        <w:rPr>
+          <w:rFonts w:ascii=".AppleSystemUIFontMonospaced" w:hAnsi=".AppleSystemUIFontMonospaced" w:cs=".AppleSystemUIFontMonospaced"/>
+          <w:sz w:val="23"/>
+          <w:sz-cs w:val="23"/>
+          <w:spacing w:val="0"/>
+          <w:color w:val="151312"/>
+        </w:rPr>
         <w:t xml:space="preserve">audit_events</w:t>
       </w:r>
       <w:r>
@@ -5134,6 +5196,297 @@
           <w:color w:val="151312"/>
         </w:rPr>
         <w:t xml:space="preserve">).</w:t>
+      </w:r>
+    </w:p>
+    <w:p>
+      <w:pPr>
+        <w:spacing w:after="280"/>
+      </w:pPr>
+      <w:r>
+        <w:rPr>
+          <w:rFonts w:ascii="Helvetica" w:hAnsi="Helvetica" w:cs="Helvetica"/>
+          <w:sz w:val="28"/>
+          <w:sz-cs w:val="28"/>
+          <w:b/>
+          <w:spacing w:val="0"/>
+          <w:color w:val="151312"/>
+        </w:rPr>
+        <w:t xml:space="preserve">notifications</w:t>
+      </w:r>
+    </w:p>
+    <w:p>
+      <w:pPr>
+        <w:spacing w:after="250"/>
+      </w:pPr>
+      <w:r>
+        <w:rPr>
+          <w:rFonts w:ascii="Helvetica" w:hAnsi="Helvetica" w:cs="Helvetica"/>
+          <w:sz w:val="25"/>
+          <w:sz-cs w:val="25"/>
+          <w:spacing w:val="0"/>
+          <w:color w:val="151312"/>
+        </w:rPr>
+        <w:t xml:space="preserve">Alerts and system notifications dispatched to external channels (Telegram, SMTP) and in-app notifications. Preserved for operational reassessment and audit. </w:t>
+      </w:r>
+      <w:r>
+        <w:rPr>
+          <w:rFonts w:ascii=".AppleSystemUIFontMonospaced" w:hAnsi=".AppleSystemUIFontMonospaced" w:cs=".AppleSystemUIFontMonospaced"/>
+          <w:sz w:val="23"/>
+          <w:sz-cs w:val="23"/>
+          <w:spacing w:val="0"/>
+          <w:color w:val="151312"/>
+        </w:rPr>
+        <w:t xml:space="preserve">NoDelete</w:t>
+      </w:r>
+      <w:r>
+        <w:rPr>
+          <w:rFonts w:ascii="Helvetica" w:hAnsi="Helvetica" w:cs="Helvetica"/>
+          <w:sz w:val="25"/>
+          <w:sz-cs w:val="25"/>
+          <w:spacing w:val="0"/>
+          <w:color w:val="151312"/>
+        </w:rPr>
+        <w:t xml:space="preserve"> blocks row deletion, while allowing </w:t>
+      </w:r>
+      <w:r>
+        <w:rPr>
+          <w:rFonts w:ascii=".AppleSystemUIFontMonospaced" w:hAnsi=".AppleSystemUIFontMonospaced" w:cs=".AppleSystemUIFontMonospaced"/>
+          <w:sz w:val="23"/>
+          <w:sz-cs w:val="23"/>
+          <w:spacing w:val="0"/>
+          <w:color w:val="151312"/>
+        </w:rPr>
+        <w:t xml:space="preserve">read_at</w:t>
+      </w:r>
+      <w:r>
+        <w:rPr>
+          <w:rFonts w:ascii="Helvetica" w:hAnsi="Helvetica" w:cs="Helvetica"/>
+          <w:sz w:val="25"/>
+          <w:sz-cs w:val="25"/>
+          <w:spacing w:val="0"/>
+          <w:color w:val="151312"/>
+        </w:rPr>
+        <w:t xml:space="preserve"> status updates.</w:t>
+      </w:r>
+    </w:p>
+    <w:p>
+      <w:pPr>
+        <w:ind w:left="720" w:first-line="-720"/>
+      </w:pPr>
+      <w:r>
+        <w:rPr>
+          <w:rFonts w:ascii="Helvetica" w:hAnsi="Helvetica" w:cs="Helvetica"/>
+          <w:sz w:val="25"/>
+          <w:sz-cs w:val="25"/>
+          <w:b/>
+          <w:color w:val="151312"/>
+        </w:rPr>
+        <w:t xml:space="preserve"/>
+        <w:tab/>
+        <w:t xml:space="preserve">•</w:t>
+        <w:tab/>
+        <w:t xml:space="preserve"/>
+      </w:r>
+      <w:r>
+        <w:rPr>
+          <w:rFonts w:ascii="Helvetica" w:hAnsi="Helvetica" w:cs="Helvetica"/>
+          <w:sz w:val="25"/>
+          <w:sz-cs w:val="25"/>
+          <w:b/>
+          <w:spacing w:val="0"/>
+          <w:color w:val="151312"/>
+        </w:rPr>
+        <w:t xml:space="preserve">Written by:</w:t>
+      </w:r>
+      <w:r>
+        <w:rPr>
+          <w:rFonts w:ascii="Helvetica" w:hAnsi="Helvetica" w:cs="Helvetica"/>
+          <w:sz w:val="25"/>
+          <w:sz-cs w:val="25"/>
+          <w:spacing w:val="0"/>
+          <w:color w:val="151312"/>
+        </w:rPr>
+        <w:t xml:space="preserve"> </w:t>
+      </w:r>
+      <w:r>
+        <w:rPr>
+          <w:rFonts w:ascii=".AppleSystemUIFontMonospaced" w:hAnsi=".AppleSystemUIFontMonospaced" w:cs=".AppleSystemUIFontMonospaced"/>
+          <w:sz w:val="23"/>
+          <w:sz-cs w:val="23"/>
+          <w:spacing w:val="0"/>
+          <w:color w:val="151312"/>
+        </w:rPr>
+        <w:t xml:space="preserve">backend/app/alerts.py</w:t>
+      </w:r>
+      <w:r>
+        <w:rPr>
+          <w:rFonts w:ascii="Helvetica" w:hAnsi="Helvetica" w:cs="Helvetica"/>
+          <w:sz w:val="25"/>
+          <w:sz-cs w:val="25"/>
+          <w:spacing w:val="0"/>
+          <w:color w:val="151312"/>
+        </w:rPr>
+        <w:t xml:space="preserve"> (</w:t>
+      </w:r>
+      <w:r>
+        <w:rPr>
+          <w:rFonts w:ascii=".AppleSystemUIFontMonospaced" w:hAnsi=".AppleSystemUIFontMonospaced" w:cs=".AppleSystemUIFontMonospaced"/>
+          <w:sz w:val="23"/>
+          <w:sz-cs w:val="23"/>
+          <w:spacing w:val="0"/>
+          <w:color w:val="151312"/>
+        </w:rPr>
+        <w:t xml:space="preserve">notify</w:t>
+      </w:r>
+      <w:r>
+        <w:rPr>
+          <w:rFonts w:ascii="Helvetica" w:hAnsi="Helvetica" w:cs="Helvetica"/>
+          <w:sz w:val="25"/>
+          <w:sz-cs w:val="25"/>
+          <w:spacing w:val="0"/>
+          <w:color w:val="151312"/>
+        </w:rPr>
+        <w:t xml:space="preserve">, </w:t>
+      </w:r>
+      <w:r>
+        <w:rPr>
+          <w:rFonts w:ascii=".AppleSystemUIFontMonospaced" w:hAnsi=".AppleSystemUIFontMonospaced" w:cs=".AppleSystemUIFontMonospaced"/>
+          <w:sz w:val="23"/>
+          <w:sz-cs w:val="23"/>
+          <w:spacing w:val="0"/>
+          <w:color w:val="151312"/>
+        </w:rPr>
+        <w:t xml:space="preserve">record</w:t>
+      </w:r>
+      <w:r>
+        <w:rPr>
+          <w:rFonts w:ascii="Helvetica" w:hAnsi="Helvetica" w:cs="Helvetica"/>
+          <w:sz w:val="25"/>
+          <w:sz-cs w:val="25"/>
+          <w:spacing w:val="0"/>
+          <w:color w:val="151312"/>
+        </w:rPr>
+        <w:t xml:space="preserve">) and </w:t>
+      </w:r>
+      <w:r>
+        <w:rPr>
+          <w:rFonts w:ascii=".AppleSystemUIFontMonospaced" w:hAnsi=".AppleSystemUIFontMonospaced" w:cs=".AppleSystemUIFontMonospaced"/>
+          <w:sz w:val="23"/>
+          <w:sz-cs w:val="23"/>
+          <w:spacing w:val="0"/>
+          <w:color w:val="151312"/>
+        </w:rPr>
+        <w:t xml:space="preserve">POST /api/notifications</w:t>
+      </w:r>
+      <w:r>
+        <w:rPr>
+          <w:rFonts w:ascii="Helvetica" w:hAnsi="Helvetica" w:cs="Helvetica"/>
+          <w:sz w:val="25"/>
+          <w:sz-cs w:val="25"/>
+          <w:spacing w:val="0"/>
+          <w:color w:val="151312"/>
+        </w:rPr>
+        <w:t xml:space="preserve">.</w:t>
+      </w:r>
+    </w:p>
+    <w:p>
+      <w:pPr>
+        <w:ind w:left="720" w:first-line="-720"/>
+      </w:pPr>
+      <w:r>
+        <w:rPr>
+          <w:rFonts w:ascii="Helvetica" w:hAnsi="Helvetica" w:cs="Helvetica"/>
+          <w:sz w:val="25"/>
+          <w:sz-cs w:val="25"/>
+          <w:b/>
+          <w:color w:val="151312"/>
+        </w:rPr>
+        <w:t xml:space="preserve"/>
+        <w:tab/>
+        <w:t xml:space="preserve">•</w:t>
+        <w:tab/>
+        <w:t xml:space="preserve"/>
+      </w:r>
+      <w:r>
+        <w:rPr>
+          <w:rFonts w:ascii="Helvetica" w:hAnsi="Helvetica" w:cs="Helvetica"/>
+          <w:sz w:val="25"/>
+          <w:sz-cs w:val="25"/>
+          <w:b/>
+          <w:spacing w:val="0"/>
+          <w:color w:val="151312"/>
+        </w:rPr>
+        <w:t xml:space="preserve">Read by:</w:t>
+      </w:r>
+      <w:r>
+        <w:rPr>
+          <w:rFonts w:ascii="Helvetica" w:hAnsi="Helvetica" w:cs="Helvetica"/>
+          <w:sz w:val="25"/>
+          <w:sz-cs w:val="25"/>
+          <w:spacing w:val="0"/>
+          <w:color w:val="151312"/>
+        </w:rPr>
+        <w:t xml:space="preserve"> </w:t>
+      </w:r>
+      <w:r>
+        <w:rPr>
+          <w:rFonts w:ascii=".AppleSystemUIFontMonospaced" w:hAnsi=".AppleSystemUIFontMonospaced" w:cs=".AppleSystemUIFontMonospaced"/>
+          <w:sz w:val="23"/>
+          <w:sz-cs w:val="23"/>
+          <w:spacing w:val="0"/>
+          <w:color w:val="151312"/>
+        </w:rPr>
+        <w:t xml:space="preserve">GET /api/notifications</w:t>
+      </w:r>
+      <w:r>
+        <w:rPr>
+          <w:rFonts w:ascii="Helvetica" w:hAnsi="Helvetica" w:cs="Helvetica"/>
+          <w:sz w:val="25"/>
+          <w:sz-cs w:val="25"/>
+          <w:spacing w:val="0"/>
+          <w:color w:val="151312"/>
+        </w:rPr>
+        <w:t xml:space="preserve">, updated by </w:t>
+      </w:r>
+      <w:r>
+        <w:rPr>
+          <w:rFonts w:ascii=".AppleSystemUIFontMonospaced" w:hAnsi=".AppleSystemUIFontMonospaced" w:cs=".AppleSystemUIFontMonospaced"/>
+          <w:sz w:val="23"/>
+          <w:sz-cs w:val="23"/>
+          <w:spacing w:val="0"/>
+          <w:color w:val="151312"/>
+        </w:rPr>
+        <w:t xml:space="preserve">POST /api/notifications/{id}/read</w:t>
+      </w:r>
+      <w:r>
+        <w:rPr>
+          <w:rFonts w:ascii="Helvetica" w:hAnsi="Helvetica" w:cs="Helvetica"/>
+          <w:sz w:val="25"/>
+          <w:sz-cs w:val="25"/>
+          <w:spacing w:val="0"/>
+          <w:color w:val="151312"/>
+        </w:rPr>
+        <w:t xml:space="preserve"> and </w:t>
+      </w:r>
+      <w:r>
+        <w:rPr>
+          <w:rFonts w:ascii=".AppleSystemUIFontMonospaced" w:hAnsi=".AppleSystemUIFontMonospaced" w:cs=".AppleSystemUIFontMonospaced"/>
+          <w:sz w:val="23"/>
+          <w:sz-cs w:val="23"/>
+          <w:spacing w:val="0"/>
+          <w:color w:val="151312"/>
+        </w:rPr>
+        <w:t xml:space="preserve">POST /api/notifications/read-all</w:t>
+      </w:r>
+      <w:r>
+        <w:rPr>
+          <w:rFonts w:ascii="Helvetica" w:hAnsi="Helvetica" w:cs="Helvetica"/>
+          <w:sz w:val="25"/>
+          <w:sz-cs w:val="25"/>
+          <w:spacing w:val="0"/>
+          <w:color w:val="151312"/>
+        </w:rPr>
+        <w:t xml:space="preserve">.</w:t>
       </w:r>
     </w:p>
     <w:p>
